--- a/Vizsgaremek/Császár_Zsombor_vizsgaremek.docx
+++ b/Vizsgaremek/Császár_Zsombor_vizsgaremek.docx
@@ -648,6 +648,121 @@
     </w:p>
     <w:p>
       <w:pPr>
+        <w:jc w:val="center"/>
+        <w:rPr>
+          <w:rFonts w:ascii="Times New Roman" w:cs="Times New Roman" w:eastAsia="Times New Roman" w:hAnsi="Times New Roman"/>
+          <w:b w:val="1"/>
+          <w:bCs w:val="1"/>
+          <w:sz w:val="28"/>
+          <w:szCs w:val="28"/>
+        </w:rPr>
+      </w:pPr>
+      <w:r>
+        <w:rPr>
+          <w:sz w:val="40"/>
+          <w:szCs w:val="40"/>
+        </w:rPr>
+        <w:drawing>
+          <wp:inline distB="114300" distT="114300" distL="114300" distR="114300">
+            <wp:extent cx="5579435" cy="6946900"/>
+            <wp:effectExtent b="0" l="0" r="0" t="0"/>
+            <wp:docPr id="5" name="image15.jpg"/>
+            <a:graphic>
+              <a:graphicData uri="http://schemas.openxmlformats.org/drawingml/2006/picture">
+                <pic:pic>
+                  <pic:nvPicPr>
+                    <pic:cNvPr id="0" name="image15.jpg"/>
+                    <pic:cNvPicPr preferRelativeResize="0"/>
+                  </pic:nvPicPr>
+                  <pic:blipFill>
+                    <a:blip r:embed="rId6"/>
+                    <a:srcRect b="0" l="0" r="0" t="0"/>
+                    <a:stretch>
+                      <a:fillRect/>
+                    </a:stretch>
+                  </pic:blipFill>
+                  <pic:spPr>
+                    <a:xfrm>
+                      <a:off x="0" y="0"/>
+                      <a:ext cx="5579435" cy="6946900"/>
+                    </a:xfrm>
+                    <a:prstGeom prst="rect"/>
+                    <a:ln/>
+                  </pic:spPr>
+                </pic:pic>
+              </a:graphicData>
+            </a:graphic>
+          </wp:inline>
+        </w:drawing>
+      </w:r>
+      <w:r>
+        <w:br w:type="page"/>
+      </w:r>
+      <w:r>
+        <w:rPr>
+          <w:rtl w:val="0"/>
+        </w:rPr>
+      </w:r>
+    </w:p>
+    <w:p>
+      <w:pPr>
+        <w:rPr>
+          <w:rFonts w:ascii="Times New Roman" w:cs="Times New Roman" w:eastAsia="Times New Roman" w:hAnsi="Times New Roman"/>
+          <w:b w:val="1"/>
+          <w:bCs w:val="1"/>
+          <w:sz w:val="28"/>
+          <w:szCs w:val="28"/>
+        </w:rPr>
+      </w:pPr>
+      <w:r>
+        <w:rPr>
+          <w:rFonts w:ascii="Times New Roman" w:cs="Times New Roman" w:eastAsia="Times New Roman" w:hAnsi="Times New Roman"/>
+          <w:b w:val="1"/>
+          <w:bCs w:val="1"/>
+          <w:sz w:val="28"/>
+          <w:szCs w:val="28"/>
+        </w:rPr>
+        <w:drawing>
+          <wp:inline distB="114300" distT="114300" distL="114300" distR="114300">
+            <wp:extent cx="5579435" cy="7683500"/>
+            <wp:effectExtent b="0" l="0" r="0" t="0"/>
+            <wp:docPr id="8" name="image14.jpg"/>
+            <a:graphic>
+              <a:graphicData uri="http://schemas.openxmlformats.org/drawingml/2006/picture">
+                <pic:pic>
+                  <pic:nvPicPr>
+                    <pic:cNvPr id="0" name="image14.jpg"/>
+                    <pic:cNvPicPr preferRelativeResize="0"/>
+                  </pic:nvPicPr>
+                  <pic:blipFill>
+                    <a:blip r:embed="rId7"/>
+                    <a:srcRect b="0" l="0" r="0" t="0"/>
+                    <a:stretch>
+                      <a:fillRect/>
+                    </a:stretch>
+                  </pic:blipFill>
+                  <pic:spPr>
+                    <a:xfrm>
+                      <a:off x="0" y="0"/>
+                      <a:ext cx="5579435" cy="7683500"/>
+                    </a:xfrm>
+                    <a:prstGeom prst="rect"/>
+                    <a:ln/>
+                  </pic:spPr>
+                </pic:pic>
+              </a:graphicData>
+            </a:graphic>
+          </wp:inline>
+        </w:drawing>
+      </w:r>
+      <w:r>
+        <w:rPr>
+          <w:rtl w:val="0"/>
+        </w:rPr>
+      </w:r>
+    </w:p>
+    <w:p>
+      <w:pPr>
         <w:keepNext w:val="1"/>
         <w:keepLines w:val="1"/>
         <w:pageBreakBefore w:val="0"/>
@@ -701,7 +816,7 @@
     </w:p>
     <w:sdt>
       <w:sdtPr>
-        <w:id w:val="549618509"/>
+        <w:id w:val="1131612741"/>
         <w:docPartObj>
           <w:docPartGallery w:val="Table of Contents"/>
           <w:docPartUnique w:val="1"/>
@@ -749,7 +864,7 @@
             <w:instrText xml:space="preserve"> TOC \h \u \z \t "Heading 1,1,Heading 2,2,Heading 3,3,"</w:instrText>
             <w:fldChar w:fldCharType="separate"/>
           </w:r>
-          <w:hyperlink w:anchor="_nyfh2nfzqnx">
+          <w:hyperlink w:anchor="_9v9d7awb5wz4">
             <w:r>
               <w:rPr>
                 <w:rFonts w:ascii="Times New Roman" w:cs="Times New Roman" w:eastAsia="Times New Roman" w:hAnsi="Times New Roman"/>
@@ -770,7 +885,7 @@
               <w:t xml:space="preserve">Bevezetés</w:t>
             </w:r>
           </w:hyperlink>
-          <w:hyperlink w:anchor="_nyfh2nfzqnx">
+          <w:hyperlink w:anchor="_9v9d7awb5wz4">
             <w:r>
               <w:rPr>
                 <w:rFonts w:ascii="Times New Roman" w:cs="Times New Roman" w:eastAsia="Times New Roman" w:hAnsi="Times New Roman"/>
@@ -834,7 +949,7 @@
               <w:vertAlign w:val="baseline"/>
             </w:rPr>
           </w:pPr>
-          <w:hyperlink w:anchor="_lqkxu2p6j9da">
+          <w:hyperlink w:anchor="_4m6oo354gc2g">
             <w:r>
               <w:rPr>
                 <w:rFonts w:ascii="Times New Roman" w:cs="Times New Roman" w:eastAsia="Times New Roman" w:hAnsi="Times New Roman"/>
@@ -855,7 +970,7 @@
               <w:t xml:space="preserve">Főbb fejlesztési szakaszok</w:t>
             </w:r>
           </w:hyperlink>
-          <w:hyperlink w:anchor="_lqkxu2p6j9da">
+          <w:hyperlink w:anchor="_4m6oo354gc2g">
             <w:r>
               <w:rPr>
                 <w:rFonts w:ascii="Times New Roman" w:cs="Times New Roman" w:eastAsia="Times New Roman" w:hAnsi="Times New Roman"/>
@@ -919,7 +1034,7 @@
               <w:vertAlign w:val="baseline"/>
             </w:rPr>
           </w:pPr>
-          <w:hyperlink w:anchor="_1k3j9bfofxim">
+          <w:hyperlink w:anchor="_28kemzjvgips">
             <w:r>
               <w:rPr>
                 <w:rFonts w:ascii="Times New Roman" w:cs="Times New Roman" w:eastAsia="Times New Roman" w:hAnsi="Times New Roman"/>
@@ -940,7 +1055,7 @@
               <w:t xml:space="preserve">Továbbfejlesztési lehetőségek</w:t>
             </w:r>
           </w:hyperlink>
-          <w:hyperlink w:anchor="_1k3j9bfofxim">
+          <w:hyperlink w:anchor="_28kemzjvgips">
             <w:r>
               <w:rPr>
                 <w:rFonts w:ascii="Times New Roman" w:cs="Times New Roman" w:eastAsia="Times New Roman" w:hAnsi="Times New Roman"/>
@@ -1004,7 +1119,7 @@
               <w:vertAlign w:val="baseline"/>
             </w:rPr>
           </w:pPr>
-          <w:hyperlink w:anchor="_cb21746dgale">
+          <w:hyperlink w:anchor="_x65vpbwv9b8y">
             <w:r>
               <w:rPr>
                 <w:rFonts w:ascii="Times New Roman" w:cs="Times New Roman" w:eastAsia="Times New Roman" w:hAnsi="Times New Roman"/>
@@ -1025,7 +1140,7 @@
               <w:t xml:space="preserve">A parkolónyilvántartó webalkalmazás működésének részletes bemutatása</w:t>
             </w:r>
           </w:hyperlink>
-          <w:hyperlink w:anchor="_cb21746dgale">
+          <w:hyperlink w:anchor="_x65vpbwv9b8y">
             <w:r>
               <w:rPr>
                 <w:rFonts w:ascii="Times New Roman" w:cs="Times New Roman" w:eastAsia="Times New Roman" w:hAnsi="Times New Roman"/>
@@ -1089,7 +1204,7 @@
               <w:vertAlign w:val="baseline"/>
             </w:rPr>
           </w:pPr>
-          <w:hyperlink w:anchor="_a3n0rra904z">
+          <w:hyperlink w:anchor="_yuimjoat235g">
             <w:r>
               <w:rPr>
                 <w:rFonts w:ascii="Times New Roman" w:cs="Times New Roman" w:eastAsia="Times New Roman" w:hAnsi="Times New Roman"/>
@@ -1110,7 +1225,7 @@
               <w:t xml:space="preserve">Felhasznált technológiák bemutatása és alkalmazásuk a projekt során</w:t>
             </w:r>
           </w:hyperlink>
-          <w:hyperlink w:anchor="_a3n0rra904z">
+          <w:hyperlink w:anchor="_yuimjoat235g">
             <w:r>
               <w:rPr>
                 <w:rFonts w:ascii="Times New Roman" w:cs="Times New Roman" w:eastAsia="Times New Roman" w:hAnsi="Times New Roman"/>
@@ -1174,7 +1289,7 @@
               <w:vertAlign w:val="baseline"/>
             </w:rPr>
           </w:pPr>
-          <w:hyperlink w:anchor="_1qrd0ebf6y7b">
+          <w:hyperlink w:anchor="_an5cczvm9dfe">
             <w:r>
               <w:rPr>
                 <w:rFonts w:ascii="Times New Roman" w:cs="Times New Roman" w:eastAsia="Times New Roman" w:hAnsi="Times New Roman"/>
@@ -1195,7 +1310,7 @@
               <w:t xml:space="preserve">Backend technológiák</w:t>
             </w:r>
           </w:hyperlink>
-          <w:hyperlink w:anchor="_1qrd0ebf6y7b">
+          <w:hyperlink w:anchor="_an5cczvm9dfe">
             <w:r>
               <w:rPr>
                 <w:rFonts w:ascii="Times New Roman" w:cs="Times New Roman" w:eastAsia="Times New Roman" w:hAnsi="Times New Roman"/>
@@ -1259,7 +1374,7 @@
               <w:vertAlign w:val="baseline"/>
             </w:rPr>
           </w:pPr>
-          <w:hyperlink w:anchor="_dhp7p8scdgjh">
+          <w:hyperlink w:anchor="_oy1cdmjgxe8e">
             <w:r>
               <w:rPr>
                 <w:rFonts w:ascii="Times New Roman" w:cs="Times New Roman" w:eastAsia="Times New Roman" w:hAnsi="Times New Roman"/>
@@ -1280,7 +1395,7 @@
               <w:t xml:space="preserve">Backend architektúra áttekintése</w:t>
             </w:r>
           </w:hyperlink>
-          <w:hyperlink w:anchor="_dhp7p8scdgjh">
+          <w:hyperlink w:anchor="_oy1cdmjgxe8e">
             <w:r>
               <w:rPr>
                 <w:rFonts w:ascii="Times New Roman" w:cs="Times New Roman" w:eastAsia="Times New Roman" w:hAnsi="Times New Roman"/>
@@ -1344,7 +1459,7 @@
               <w:vertAlign w:val="baseline"/>
             </w:rPr>
           </w:pPr>
-          <w:hyperlink w:anchor="_fqqtt2x1jrhp">
+          <w:hyperlink w:anchor="_av8ry5lqr24d">
             <w:r>
               <w:rPr>
                 <w:rFonts w:ascii="Times New Roman" w:cs="Times New Roman" w:eastAsia="Times New Roman" w:hAnsi="Times New Roman"/>
@@ -1365,7 +1480,7 @@
               <w:t xml:space="preserve">MySQL adatbázis-kezelő rendszer (XAMPP környezetben)</w:t>
             </w:r>
           </w:hyperlink>
-          <w:hyperlink w:anchor="_fqqtt2x1jrhp">
+          <w:hyperlink w:anchor="_av8ry5lqr24d">
             <w:r>
               <w:rPr>
                 <w:rFonts w:ascii="Times New Roman" w:cs="Times New Roman" w:eastAsia="Times New Roman" w:hAnsi="Times New Roman"/>
@@ -1429,7 +1544,7 @@
               <w:vertAlign w:val="baseline"/>
             </w:rPr>
           </w:pPr>
-          <w:hyperlink w:anchor="_laf8utobugzi">
+          <w:hyperlink w:anchor="_qusivvggwk1m">
             <w:r>
               <w:rPr>
                 <w:rFonts w:ascii="Times New Roman" w:cs="Times New Roman" w:eastAsia="Times New Roman" w:hAnsi="Times New Roman"/>
@@ -1450,7 +1565,7 @@
               <w:t xml:space="preserve">Általános bemutatás</w:t>
             </w:r>
           </w:hyperlink>
-          <w:hyperlink w:anchor="_laf8utobugzi">
+          <w:hyperlink w:anchor="_qusivvggwk1m">
             <w:r>
               <w:rPr>
                 <w:rFonts w:ascii="Times New Roman" w:cs="Times New Roman" w:eastAsia="Times New Roman" w:hAnsi="Times New Roman"/>
@@ -1514,7 +1629,7 @@
               <w:vertAlign w:val="baseline"/>
             </w:rPr>
           </w:pPr>
-          <w:hyperlink w:anchor="_bge8mzeu4of3">
+          <w:hyperlink w:anchor="_4cnggd3gj5ca">
             <w:r>
               <w:rPr>
                 <w:rFonts w:ascii="Times New Roman" w:cs="Times New Roman" w:eastAsia="Times New Roman" w:hAnsi="Times New Roman"/>
@@ -1535,7 +1650,7 @@
               <w:t xml:space="preserve">Alkalmazás a projektben</w:t>
             </w:r>
           </w:hyperlink>
-          <w:hyperlink w:anchor="_bge8mzeu4of3">
+          <w:hyperlink w:anchor="_4cnggd3gj5ca">
             <w:r>
               <w:rPr>
                 <w:rFonts w:ascii="Times New Roman" w:cs="Times New Roman" w:eastAsia="Times New Roman" w:hAnsi="Times New Roman"/>
@@ -1599,7 +1714,7 @@
               <w:vertAlign w:val="baseline"/>
             </w:rPr>
           </w:pPr>
-          <w:hyperlink w:anchor="_b3owrajiqu1w">
+          <w:hyperlink w:anchor="_em6lt3foc4sl">
             <w:r>
               <w:rPr>
                 <w:rFonts w:ascii="Times New Roman" w:cs="Times New Roman" w:eastAsia="Times New Roman" w:hAnsi="Times New Roman"/>
@@ -1620,7 +1735,7 @@
               <w:t xml:space="preserve">Adatbázis-tervezési szempontok</w:t>
             </w:r>
           </w:hyperlink>
-          <w:hyperlink w:anchor="_b3owrajiqu1w">
+          <w:hyperlink w:anchor="_em6lt3foc4sl">
             <w:r>
               <w:rPr>
                 <w:rFonts w:ascii="Times New Roman" w:cs="Times New Roman" w:eastAsia="Times New Roman" w:hAnsi="Times New Roman"/>
@@ -1684,7 +1799,7 @@
               <w:vertAlign w:val="baseline"/>
             </w:rPr>
           </w:pPr>
-          <w:hyperlink w:anchor="_3wnoc4z05f3p">
+          <w:hyperlink w:anchor="_87upkmpezxsu">
             <w:r>
               <w:rPr>
                 <w:rFonts w:ascii="Times New Roman" w:cs="Times New Roman" w:eastAsia="Times New Roman" w:hAnsi="Times New Roman"/>
@@ -1705,7 +1820,7 @@
               <w:t xml:space="preserve">CRUD műveletek megvalósítása</w:t>
             </w:r>
           </w:hyperlink>
-          <w:hyperlink w:anchor="_3wnoc4z05f3p">
+          <w:hyperlink w:anchor="_87upkmpezxsu">
             <w:r>
               <w:rPr>
                 <w:rFonts w:ascii="Times New Roman" w:cs="Times New Roman" w:eastAsia="Times New Roman" w:hAnsi="Times New Roman"/>
@@ -1769,7 +1884,7 @@
               <w:vertAlign w:val="baseline"/>
             </w:rPr>
           </w:pPr>
-          <w:hyperlink w:anchor="_4geejxxdxoee">
+          <w:hyperlink w:anchor="_vlim1sashach">
             <w:r>
               <w:rPr>
                 <w:rFonts w:ascii="Times New Roman" w:cs="Times New Roman" w:eastAsia="Times New Roman" w:hAnsi="Times New Roman"/>
@@ -1790,7 +1905,7 @@
               <w:t xml:space="preserve">Összegzés</w:t>
             </w:r>
           </w:hyperlink>
-          <w:hyperlink w:anchor="_4geejxxdxoee">
+          <w:hyperlink w:anchor="_vlim1sashach">
             <w:r>
               <w:rPr>
                 <w:rFonts w:ascii="Times New Roman" w:cs="Times New Roman" w:eastAsia="Times New Roman" w:hAnsi="Times New Roman"/>
@@ -1854,7 +1969,7 @@
               <w:vertAlign w:val="baseline"/>
             </w:rPr>
           </w:pPr>
-          <w:hyperlink w:anchor="_a19h72aj2vsp">
+          <w:hyperlink w:anchor="_q84g4qao6u59">
             <w:r>
               <w:rPr>
                 <w:rFonts w:ascii="Times New Roman" w:cs="Times New Roman" w:eastAsia="Times New Roman" w:hAnsi="Times New Roman"/>
@@ -1875,7 +1990,7 @@
               <w:t xml:space="preserve">Node.js futtatókörnyezet</w:t>
             </w:r>
           </w:hyperlink>
-          <w:hyperlink w:anchor="_a19h72aj2vsp">
+          <w:hyperlink w:anchor="_q84g4qao6u59">
             <w:r>
               <w:rPr>
                 <w:rFonts w:ascii="Times New Roman" w:cs="Times New Roman" w:eastAsia="Times New Roman" w:hAnsi="Times New Roman"/>
@@ -1939,7 +2054,7 @@
               <w:vertAlign w:val="baseline"/>
             </w:rPr>
           </w:pPr>
-          <w:hyperlink w:anchor="_b01u77fz15i1">
+          <w:hyperlink w:anchor="_q799i05u3ku3">
             <w:r>
               <w:rPr>
                 <w:rFonts w:ascii="Times New Roman" w:cs="Times New Roman" w:eastAsia="Times New Roman" w:hAnsi="Times New Roman"/>
@@ -1960,7 +2075,7 @@
               <w:t xml:space="preserve">Általános bemutatás</w:t>
             </w:r>
           </w:hyperlink>
-          <w:hyperlink w:anchor="_b01u77fz15i1">
+          <w:hyperlink w:anchor="_q799i05u3ku3">
             <w:r>
               <w:rPr>
                 <w:rFonts w:ascii="Times New Roman" w:cs="Times New Roman" w:eastAsia="Times New Roman" w:hAnsi="Times New Roman"/>
@@ -2024,7 +2139,7 @@
               <w:vertAlign w:val="baseline"/>
             </w:rPr>
           </w:pPr>
-          <w:hyperlink w:anchor="_vcwvxlq70g68">
+          <w:hyperlink w:anchor="_n74iwhq1ytgk">
             <w:r>
               <w:rPr>
                 <w:rFonts w:ascii="Times New Roman" w:cs="Times New Roman" w:eastAsia="Times New Roman" w:hAnsi="Times New Roman"/>
@@ -2045,7 +2160,7 @@
               <w:t xml:space="preserve">Alkalmazás a projektben</w:t>
             </w:r>
           </w:hyperlink>
-          <w:hyperlink w:anchor="_vcwvxlq70g68">
+          <w:hyperlink w:anchor="_n74iwhq1ytgk">
             <w:r>
               <w:rPr>
                 <w:rFonts w:ascii="Times New Roman" w:cs="Times New Roman" w:eastAsia="Times New Roman" w:hAnsi="Times New Roman"/>
@@ -2109,7 +2224,7 @@
               <w:vertAlign w:val="baseline"/>
             </w:rPr>
           </w:pPr>
-          <w:hyperlink w:anchor="_g1ul81uh5w2">
+          <w:hyperlink w:anchor="_hs5qaejq0q1y">
             <w:r>
               <w:rPr>
                 <w:rFonts w:ascii="Times New Roman" w:cs="Times New Roman" w:eastAsia="Times New Roman" w:hAnsi="Times New Roman"/>
@@ -2130,7 +2245,7 @@
               <w:t xml:space="preserve">Express.js keretrendszer alkalmazása</w:t>
             </w:r>
           </w:hyperlink>
-          <w:hyperlink w:anchor="_g1ul81uh5w2">
+          <w:hyperlink w:anchor="_hs5qaejq0q1y">
             <w:r>
               <w:rPr>
                 <w:rFonts w:ascii="Times New Roman" w:cs="Times New Roman" w:eastAsia="Times New Roman" w:hAnsi="Times New Roman"/>
@@ -2194,7 +2309,7 @@
               <w:vertAlign w:val="baseline"/>
             </w:rPr>
           </w:pPr>
-          <w:hyperlink w:anchor="_s7obpcg737w4">
+          <w:hyperlink w:anchor="_xejxzcmtqaif">
             <w:r>
               <w:rPr>
                 <w:rFonts w:ascii="Times New Roman" w:cs="Times New Roman" w:eastAsia="Times New Roman" w:hAnsi="Times New Roman"/>
@@ -2215,7 +2330,7 @@
               <w:t xml:space="preserve">Adatbázis-kapcsolat</w:t>
             </w:r>
           </w:hyperlink>
-          <w:hyperlink w:anchor="_s7obpcg737w4">
+          <w:hyperlink w:anchor="_xejxzcmtqaif">
             <w:r>
               <w:rPr>
                 <w:rFonts w:ascii="Times New Roman" w:cs="Times New Roman" w:eastAsia="Times New Roman" w:hAnsi="Times New Roman"/>
@@ -2279,7 +2394,7 @@
               <w:vertAlign w:val="baseline"/>
             </w:rPr>
           </w:pPr>
-          <w:hyperlink w:anchor="_b3u5gepq0e1">
+          <w:hyperlink w:anchor="_vxv19wbe81oj">
             <w:r>
               <w:rPr>
                 <w:rFonts w:ascii="Times New Roman" w:cs="Times New Roman" w:eastAsia="Times New Roman" w:hAnsi="Times New Roman"/>
@@ -2300,7 +2415,7 @@
               <w:t xml:space="preserve">Kliens–szerver kommunikáció</w:t>
             </w:r>
           </w:hyperlink>
-          <w:hyperlink w:anchor="_b3u5gepq0e1">
+          <w:hyperlink w:anchor="_vxv19wbe81oj">
             <w:r>
               <w:rPr>
                 <w:rFonts w:ascii="Times New Roman" w:cs="Times New Roman" w:eastAsia="Times New Roman" w:hAnsi="Times New Roman"/>
@@ -2364,7 +2479,7 @@
               <w:vertAlign w:val="baseline"/>
             </w:rPr>
           </w:pPr>
-          <w:hyperlink w:anchor="_qz4gpkfk944g">
+          <w:hyperlink w:anchor="_gup0nibfcjrt">
             <w:r>
               <w:rPr>
                 <w:rFonts w:ascii="Times New Roman" w:cs="Times New Roman" w:eastAsia="Times New Roman" w:hAnsi="Times New Roman"/>
@@ -2385,7 +2500,7 @@
               <w:t xml:space="preserve">Összegzés</w:t>
             </w:r>
           </w:hyperlink>
-          <w:hyperlink w:anchor="_qz4gpkfk944g">
+          <w:hyperlink w:anchor="_gup0nibfcjrt">
             <w:r>
               <w:rPr>
                 <w:rFonts w:ascii="Times New Roman" w:cs="Times New Roman" w:eastAsia="Times New Roman" w:hAnsi="Times New Roman"/>
@@ -2449,7 +2564,7 @@
               <w:vertAlign w:val="baseline"/>
             </w:rPr>
           </w:pPr>
-          <w:hyperlink w:anchor="_doc2rbg1pf80">
+          <w:hyperlink w:anchor="_tbld5b3dykbl">
             <w:r>
               <w:rPr>
                 <w:rFonts w:ascii="Times New Roman" w:cs="Times New Roman" w:eastAsia="Times New Roman" w:hAnsi="Times New Roman"/>
@@ -2470,7 +2585,7 @@
               <w:t xml:space="preserve">Frontend technológiák</w:t>
             </w:r>
           </w:hyperlink>
-          <w:hyperlink w:anchor="_doc2rbg1pf80">
+          <w:hyperlink w:anchor="_tbld5b3dykbl">
             <w:r>
               <w:rPr>
                 <w:rFonts w:ascii="Times New Roman" w:cs="Times New Roman" w:eastAsia="Times New Roman" w:hAnsi="Times New Roman"/>
@@ -2534,7 +2649,7 @@
               <w:vertAlign w:val="baseline"/>
             </w:rPr>
           </w:pPr>
-          <w:hyperlink w:anchor="_1kgmih1avb2y">
+          <w:hyperlink w:anchor="_psr51qa12p6a">
             <w:r>
               <w:rPr>
                 <w:rFonts w:ascii="Times New Roman" w:cs="Times New Roman" w:eastAsia="Times New Roman" w:hAnsi="Times New Roman"/>
@@ -2555,7 +2670,7 @@
               <w:t xml:space="preserve">Frontend réteg szerepe</w:t>
             </w:r>
           </w:hyperlink>
-          <w:hyperlink w:anchor="_1kgmih1avb2y">
+          <w:hyperlink w:anchor="_psr51qa12p6a">
             <w:r>
               <w:rPr>
                 <w:rFonts w:ascii="Times New Roman" w:cs="Times New Roman" w:eastAsia="Times New Roman" w:hAnsi="Times New Roman"/>
@@ -2619,7 +2734,7 @@
               <w:vertAlign w:val="baseline"/>
             </w:rPr>
           </w:pPr>
-          <w:hyperlink w:anchor="_ooh6sbn9b30w">
+          <w:hyperlink w:anchor="_naibmg0hr8e">
             <w:r>
               <w:rPr>
                 <w:rFonts w:ascii="Times New Roman" w:cs="Times New Roman" w:eastAsia="Times New Roman" w:hAnsi="Times New Roman"/>
@@ -2640,7 +2755,7 @@
               <w:t xml:space="preserve">A frontend réteg főbb feladatai:</w:t>
             </w:r>
           </w:hyperlink>
-          <w:hyperlink w:anchor="_ooh6sbn9b30w">
+          <w:hyperlink w:anchor="_naibmg0hr8e">
             <w:r>
               <w:rPr>
                 <w:rFonts w:ascii="Times New Roman" w:cs="Times New Roman" w:eastAsia="Times New Roman" w:hAnsi="Times New Roman"/>
@@ -2704,7 +2819,7 @@
               <w:vertAlign w:val="baseline"/>
             </w:rPr>
           </w:pPr>
-          <w:hyperlink w:anchor="_pjyregh9ldgw">
+          <w:hyperlink w:anchor="_kivg87y5dsxi">
             <w:r>
               <w:rPr>
                 <w:rFonts w:ascii="Times New Roman" w:cs="Times New Roman" w:eastAsia="Times New Roman" w:hAnsi="Times New Roman"/>
@@ -2725,7 +2840,7 @@
               <w:t xml:space="preserve">Tervezési szempontok a projekt során</w:t>
             </w:r>
           </w:hyperlink>
-          <w:hyperlink w:anchor="_pjyregh9ldgw">
+          <w:hyperlink w:anchor="_kivg87y5dsxi">
             <w:r>
               <w:rPr>
                 <w:rFonts w:ascii="Times New Roman" w:cs="Times New Roman" w:eastAsia="Times New Roman" w:hAnsi="Times New Roman"/>
@@ -2789,7 +2904,7 @@
               <w:vertAlign w:val="baseline"/>
             </w:rPr>
           </w:pPr>
-          <w:hyperlink w:anchor="_b7y6nw8wuwmf">
+          <w:hyperlink w:anchor="_ko20zlz1a2mf">
             <w:r>
               <w:rPr>
                 <w:rFonts w:ascii="Times New Roman" w:cs="Times New Roman" w:eastAsia="Times New Roman" w:hAnsi="Times New Roman"/>
@@ -2810,7 +2925,7 @@
               <w:t xml:space="preserve">Összegzés</w:t>
             </w:r>
           </w:hyperlink>
-          <w:hyperlink w:anchor="_b7y6nw8wuwmf">
+          <w:hyperlink w:anchor="_ko20zlz1a2mf">
             <w:r>
               <w:rPr>
                 <w:rFonts w:ascii="Times New Roman" w:cs="Times New Roman" w:eastAsia="Times New Roman" w:hAnsi="Times New Roman"/>
@@ -2874,7 +2989,7 @@
               <w:vertAlign w:val="baseline"/>
             </w:rPr>
           </w:pPr>
-          <w:hyperlink w:anchor="_rae5vtrlrfvj">
+          <w:hyperlink w:anchor="_hll6kdatob3p">
             <w:r>
               <w:rPr>
                 <w:rFonts w:ascii="Times New Roman" w:cs="Times New Roman" w:eastAsia="Times New Roman" w:hAnsi="Times New Roman"/>
@@ -2895,7 +3010,7 @@
               <w:t xml:space="preserve">Angular keretrendszer</w:t>
             </w:r>
           </w:hyperlink>
-          <w:hyperlink w:anchor="_rae5vtrlrfvj">
+          <w:hyperlink w:anchor="_hll6kdatob3p">
             <w:r>
               <w:rPr>
                 <w:rFonts w:ascii="Times New Roman" w:cs="Times New Roman" w:eastAsia="Times New Roman" w:hAnsi="Times New Roman"/>
@@ -2959,7 +3074,7 @@
               <w:vertAlign w:val="baseline"/>
             </w:rPr>
           </w:pPr>
-          <w:hyperlink w:anchor="_b19n55q7lwey">
+          <w:hyperlink w:anchor="_j3ovtjojq09">
             <w:r>
               <w:rPr>
                 <w:rFonts w:ascii="Times New Roman" w:cs="Times New Roman" w:eastAsia="Times New Roman" w:hAnsi="Times New Roman"/>
@@ -2980,7 +3095,7 @@
               <w:t xml:space="preserve">Általános bemutatás</w:t>
             </w:r>
           </w:hyperlink>
-          <w:hyperlink w:anchor="_b19n55q7lwey">
+          <w:hyperlink w:anchor="_j3ovtjojq09">
             <w:r>
               <w:rPr>
                 <w:rFonts w:ascii="Times New Roman" w:cs="Times New Roman" w:eastAsia="Times New Roman" w:hAnsi="Times New Roman"/>
@@ -3044,7 +3159,7 @@
               <w:vertAlign w:val="baseline"/>
             </w:rPr>
           </w:pPr>
-          <w:hyperlink w:anchor="_d4gp9t3nf8oy">
+          <w:hyperlink w:anchor="_h9z26xexclgn">
             <w:r>
               <w:rPr>
                 <w:rFonts w:ascii="Times New Roman" w:cs="Times New Roman" w:eastAsia="Times New Roman" w:hAnsi="Times New Roman"/>
@@ -3065,7 +3180,7 @@
               <w:t xml:space="preserve">Az Angular főbb előnyei</w:t>
             </w:r>
           </w:hyperlink>
-          <w:hyperlink w:anchor="_d4gp9t3nf8oy">
+          <w:hyperlink w:anchor="_h9z26xexclgn">
             <w:r>
               <w:rPr>
                 <w:rFonts w:ascii="Times New Roman" w:cs="Times New Roman" w:eastAsia="Times New Roman" w:hAnsi="Times New Roman"/>
@@ -3129,7 +3244,7 @@
               <w:vertAlign w:val="baseline"/>
             </w:rPr>
           </w:pPr>
-          <w:hyperlink w:anchor="_mfyzv6yhwb0k">
+          <w:hyperlink w:anchor="_g5fm3pw2ftr7">
             <w:r>
               <w:rPr>
                 <w:rFonts w:ascii="Times New Roman" w:cs="Times New Roman" w:eastAsia="Times New Roman" w:hAnsi="Times New Roman"/>
@@ -3150,7 +3265,7 @@
               <w:t xml:space="preserve">Alkalmazás a projektben</w:t>
             </w:r>
           </w:hyperlink>
-          <w:hyperlink w:anchor="_mfyzv6yhwb0k">
+          <w:hyperlink w:anchor="_g5fm3pw2ftr7">
             <w:r>
               <w:rPr>
                 <w:rFonts w:ascii="Times New Roman" w:cs="Times New Roman" w:eastAsia="Times New Roman" w:hAnsi="Times New Roman"/>
@@ -3214,7 +3329,7 @@
               <w:vertAlign w:val="baseline"/>
             </w:rPr>
           </w:pPr>
-          <w:hyperlink w:anchor="_bqpi41a7x4yc">
+          <w:hyperlink w:anchor="_g788cpsg8hnw">
             <w:r>
               <w:rPr>
                 <w:rFonts w:ascii="Times New Roman" w:cs="Times New Roman" w:eastAsia="Times New Roman" w:hAnsi="Times New Roman"/>
@@ -3235,7 +3350,7 @@
               <w:t xml:space="preserve">Komponensalapú felépítés</w:t>
             </w:r>
           </w:hyperlink>
-          <w:hyperlink w:anchor="_bqpi41a7x4yc">
+          <w:hyperlink w:anchor="_g788cpsg8hnw">
             <w:r>
               <w:rPr>
                 <w:rFonts w:ascii="Times New Roman" w:cs="Times New Roman" w:eastAsia="Times New Roman" w:hAnsi="Times New Roman"/>
@@ -3299,7 +3414,7 @@
               <w:vertAlign w:val="baseline"/>
             </w:rPr>
           </w:pPr>
-          <w:hyperlink w:anchor="_y4ra82hwml1o">
+          <w:hyperlink w:anchor="_dqw76xly0dj9">
             <w:r>
               <w:rPr>
                 <w:rFonts w:ascii="Times New Roman" w:cs="Times New Roman" w:eastAsia="Times New Roman" w:hAnsi="Times New Roman"/>
@@ -3320,7 +3435,7 @@
               <w:t xml:space="preserve">REST API kommunikáció</w:t>
             </w:r>
           </w:hyperlink>
-          <w:hyperlink w:anchor="_y4ra82hwml1o">
+          <w:hyperlink w:anchor="_dqw76xly0dj9">
             <w:r>
               <w:rPr>
                 <w:rFonts w:ascii="Times New Roman" w:cs="Times New Roman" w:eastAsia="Times New Roman" w:hAnsi="Times New Roman"/>
@@ -3384,7 +3499,7 @@
               <w:vertAlign w:val="baseline"/>
             </w:rPr>
           </w:pPr>
-          <w:hyperlink w:anchor="_c168s9q1zv7r">
+          <w:hyperlink w:anchor="_yej3uaegpgah">
             <w:r>
               <w:rPr>
                 <w:rFonts w:ascii="Times New Roman" w:cs="Times New Roman" w:eastAsia="Times New Roman" w:hAnsi="Times New Roman"/>
@@ -3405,7 +3520,7 @@
               <w:t xml:space="preserve">Reactive Forms alkalmazása</w:t>
             </w:r>
           </w:hyperlink>
-          <w:hyperlink w:anchor="_c168s9q1zv7r">
+          <w:hyperlink w:anchor="_yej3uaegpgah">
             <w:r>
               <w:rPr>
                 <w:rFonts w:ascii="Times New Roman" w:cs="Times New Roman" w:eastAsia="Times New Roman" w:hAnsi="Times New Roman"/>
@@ -3469,7 +3584,7 @@
               <w:vertAlign w:val="baseline"/>
             </w:rPr>
           </w:pPr>
-          <w:hyperlink w:anchor="_mu2ycuaaxcz1">
+          <w:hyperlink w:anchor="_zb5hcn42vdaf">
             <w:r>
               <w:rPr>
                 <w:rFonts w:ascii="Times New Roman" w:cs="Times New Roman" w:eastAsia="Times New Roman" w:hAnsi="Times New Roman"/>
@@ -3490,7 +3605,7 @@
               <w:t xml:space="preserve">Összegzés</w:t>
             </w:r>
           </w:hyperlink>
-          <w:hyperlink w:anchor="_mu2ycuaaxcz1">
+          <w:hyperlink w:anchor="_zb5hcn42vdaf">
             <w:r>
               <w:rPr>
                 <w:rFonts w:ascii="Times New Roman" w:cs="Times New Roman" w:eastAsia="Times New Roman" w:hAnsi="Times New Roman"/>
@@ -3554,7 +3669,7 @@
               <w:vertAlign w:val="baseline"/>
             </w:rPr>
           </w:pPr>
-          <w:hyperlink w:anchor="_wu44lj5053wp">
+          <w:hyperlink w:anchor="_zien7v5tia2c">
             <w:r>
               <w:rPr>
                 <w:rFonts w:ascii="Times New Roman" w:cs="Times New Roman" w:eastAsia="Times New Roman" w:hAnsi="Times New Roman"/>
@@ -3575,7 +3690,7 @@
               <w:t xml:space="preserve">TypeScript</w:t>
             </w:r>
           </w:hyperlink>
-          <w:hyperlink w:anchor="_wu44lj5053wp">
+          <w:hyperlink w:anchor="_zien7v5tia2c">
             <w:r>
               <w:rPr>
                 <w:rFonts w:ascii="Times New Roman" w:cs="Times New Roman" w:eastAsia="Times New Roman" w:hAnsi="Times New Roman"/>
@@ -3639,7 +3754,7 @@
               <w:vertAlign w:val="baseline"/>
             </w:rPr>
           </w:pPr>
-          <w:hyperlink w:anchor="_sfsrieej1anc">
+          <w:hyperlink w:anchor="_ahi5wosgy43q">
             <w:r>
               <w:rPr>
                 <w:rFonts w:ascii="Times New Roman" w:cs="Times New Roman" w:eastAsia="Times New Roman" w:hAnsi="Times New Roman"/>
@@ -3660,7 +3775,7 @@
               <w:t xml:space="preserve">Általános bemutatás</w:t>
             </w:r>
           </w:hyperlink>
-          <w:hyperlink w:anchor="_sfsrieej1anc">
+          <w:hyperlink w:anchor="_ahi5wosgy43q">
             <w:r>
               <w:rPr>
                 <w:rFonts w:ascii="Times New Roman" w:cs="Times New Roman" w:eastAsia="Times New Roman" w:hAnsi="Times New Roman"/>
@@ -3724,7 +3839,7 @@
               <w:vertAlign w:val="baseline"/>
             </w:rPr>
           </w:pPr>
-          <w:hyperlink w:anchor="_83jszm796qq3">
+          <w:hyperlink w:anchor="_qjpwi9pxu77j">
             <w:r>
               <w:rPr>
                 <w:rFonts w:ascii="Times New Roman" w:cs="Times New Roman" w:eastAsia="Times New Roman" w:hAnsi="Times New Roman"/>
@@ -3745,7 +3860,7 @@
               <w:t xml:space="preserve">A TypeScript előnyei</w:t>
             </w:r>
           </w:hyperlink>
-          <w:hyperlink w:anchor="_83jszm796qq3">
+          <w:hyperlink w:anchor="_qjpwi9pxu77j">
             <w:r>
               <w:rPr>
                 <w:rFonts w:ascii="Times New Roman" w:cs="Times New Roman" w:eastAsia="Times New Roman" w:hAnsi="Times New Roman"/>
@@ -3809,7 +3924,7 @@
               <w:vertAlign w:val="baseline"/>
             </w:rPr>
           </w:pPr>
-          <w:hyperlink w:anchor="_ylhv4tivka2p">
+          <w:hyperlink w:anchor="_o26dmmwz1i5d">
             <w:r>
               <w:rPr>
                 <w:rFonts w:ascii="Times New Roman" w:cs="Times New Roman" w:eastAsia="Times New Roman" w:hAnsi="Times New Roman"/>
@@ -3830,7 +3945,7 @@
               <w:t xml:space="preserve">Alkalmazás a projektben</w:t>
             </w:r>
           </w:hyperlink>
-          <w:hyperlink w:anchor="_ylhv4tivka2p">
+          <w:hyperlink w:anchor="_o26dmmwz1i5d">
             <w:r>
               <w:rPr>
                 <w:rFonts w:ascii="Times New Roman" w:cs="Times New Roman" w:eastAsia="Times New Roman" w:hAnsi="Times New Roman"/>
@@ -3894,7 +4009,7 @@
               <w:vertAlign w:val="baseline"/>
             </w:rPr>
           </w:pPr>
-          <w:hyperlink w:anchor="_jv1ia7zco81f">
+          <w:hyperlink w:anchor="_xty0phm5ot6u">
             <w:r>
               <w:rPr>
                 <w:rFonts w:ascii="Times New Roman" w:cs="Times New Roman" w:eastAsia="Times New Roman" w:hAnsi="Times New Roman"/>
@@ -3915,7 +4030,7 @@
               <w:t xml:space="preserve">Összegzés</w:t>
             </w:r>
           </w:hyperlink>
-          <w:hyperlink w:anchor="_jv1ia7zco81f">
+          <w:hyperlink w:anchor="_xty0phm5ot6u">
             <w:r>
               <w:rPr>
                 <w:rFonts w:ascii="Times New Roman" w:cs="Times New Roman" w:eastAsia="Times New Roman" w:hAnsi="Times New Roman"/>
@@ -3979,7 +4094,7 @@
               <w:vertAlign w:val="baseline"/>
             </w:rPr>
           </w:pPr>
-          <w:hyperlink w:anchor="_gbkkpocpaww5">
+          <w:hyperlink w:anchor="_3wloa164kiin">
             <w:r>
               <w:rPr>
                 <w:rFonts w:ascii="Times New Roman" w:cs="Times New Roman" w:eastAsia="Times New Roman" w:hAnsi="Times New Roman"/>
@@ -4000,7 +4115,7 @@
               <w:t xml:space="preserve">HTML és CSS</w:t>
             </w:r>
           </w:hyperlink>
-          <w:hyperlink w:anchor="_gbkkpocpaww5">
+          <w:hyperlink w:anchor="_3wloa164kiin">
             <w:r>
               <w:rPr>
                 <w:rFonts w:ascii="Times New Roman" w:cs="Times New Roman" w:eastAsia="Times New Roman" w:hAnsi="Times New Roman"/>
@@ -4064,7 +4179,7 @@
               <w:vertAlign w:val="baseline"/>
             </w:rPr>
           </w:pPr>
-          <w:hyperlink w:anchor="_emfy2wp5mljv">
+          <w:hyperlink w:anchor="_841n1qgtt2gt">
             <w:r>
               <w:rPr>
                 <w:rFonts w:ascii="Times New Roman" w:cs="Times New Roman" w:eastAsia="Times New Roman" w:hAnsi="Times New Roman"/>
@@ -4085,7 +4200,7 @@
               <w:t xml:space="preserve">Általános bemutatás</w:t>
             </w:r>
           </w:hyperlink>
-          <w:hyperlink w:anchor="_emfy2wp5mljv">
+          <w:hyperlink w:anchor="_841n1qgtt2gt">
             <w:r>
               <w:rPr>
                 <w:rFonts w:ascii="Times New Roman" w:cs="Times New Roman" w:eastAsia="Times New Roman" w:hAnsi="Times New Roman"/>
@@ -4149,7 +4264,7 @@
               <w:vertAlign w:val="baseline"/>
             </w:rPr>
           </w:pPr>
-          <w:hyperlink w:anchor="_fwi2y3og3nxc">
+          <w:hyperlink w:anchor="_2eo7ak6my10y">
             <w:r>
               <w:rPr>
                 <w:rFonts w:ascii="Times New Roman" w:cs="Times New Roman" w:eastAsia="Times New Roman" w:hAnsi="Times New Roman"/>
@@ -4170,7 +4285,7 @@
               <w:t xml:space="preserve">HTML szerepe</w:t>
             </w:r>
           </w:hyperlink>
-          <w:hyperlink w:anchor="_fwi2y3og3nxc">
+          <w:hyperlink w:anchor="_2eo7ak6my10y">
             <w:r>
               <w:rPr>
                 <w:rFonts w:ascii="Times New Roman" w:cs="Times New Roman" w:eastAsia="Times New Roman" w:hAnsi="Times New Roman"/>
@@ -4234,7 +4349,7 @@
               <w:vertAlign w:val="baseline"/>
             </w:rPr>
           </w:pPr>
-          <w:hyperlink w:anchor="_sukgvc54bvp7">
+          <w:hyperlink w:anchor="_96spjppxcv7a">
             <w:r>
               <w:rPr>
                 <w:rFonts w:ascii="Times New Roman" w:cs="Times New Roman" w:eastAsia="Times New Roman" w:hAnsi="Times New Roman"/>
@@ -4255,7 +4370,7 @@
               <w:t xml:space="preserve">CSS szerepe</w:t>
             </w:r>
           </w:hyperlink>
-          <w:hyperlink w:anchor="_sukgvc54bvp7">
+          <w:hyperlink w:anchor="_96spjppxcv7a">
             <w:r>
               <w:rPr>
                 <w:rFonts w:ascii="Times New Roman" w:cs="Times New Roman" w:eastAsia="Times New Roman" w:hAnsi="Times New Roman"/>
@@ -4319,7 +4434,7 @@
               <w:vertAlign w:val="baseline"/>
             </w:rPr>
           </w:pPr>
-          <w:hyperlink w:anchor="_mtzhl0tah2sy">
+          <w:hyperlink w:anchor="_4uoqk8stq3y">
             <w:r>
               <w:rPr>
                 <w:rFonts w:ascii="Times New Roman" w:cs="Times New Roman" w:eastAsia="Times New Roman" w:hAnsi="Times New Roman"/>
@@ -4340,7 +4455,7 @@
               <w:t xml:space="preserve">A HTML és CSS előnyei</w:t>
             </w:r>
           </w:hyperlink>
-          <w:hyperlink w:anchor="_mtzhl0tah2sy">
+          <w:hyperlink w:anchor="_4uoqk8stq3y">
             <w:r>
               <w:rPr>
                 <w:rFonts w:ascii="Times New Roman" w:cs="Times New Roman" w:eastAsia="Times New Roman" w:hAnsi="Times New Roman"/>
@@ -4404,7 +4519,7 @@
               <w:vertAlign w:val="baseline"/>
             </w:rPr>
           </w:pPr>
-          <w:hyperlink w:anchor="_i5esh3zch071">
+          <w:hyperlink w:anchor="_2kneb94pbomv">
             <w:r>
               <w:rPr>
                 <w:rFonts w:ascii="Times New Roman" w:cs="Times New Roman" w:eastAsia="Times New Roman" w:hAnsi="Times New Roman"/>
@@ -4425,7 +4540,7 @@
               <w:t xml:space="preserve">Alkalmazás a projektben</w:t>
             </w:r>
           </w:hyperlink>
-          <w:hyperlink w:anchor="_i5esh3zch071">
+          <w:hyperlink w:anchor="_2kneb94pbomv">
             <w:r>
               <w:rPr>
                 <w:rFonts w:ascii="Times New Roman" w:cs="Times New Roman" w:eastAsia="Times New Roman" w:hAnsi="Times New Roman"/>
@@ -4489,7 +4604,7 @@
               <w:vertAlign w:val="baseline"/>
             </w:rPr>
           </w:pPr>
-          <w:hyperlink w:anchor="_hesie2ousazb">
+          <w:hyperlink w:anchor="_su1ndve1hntb">
             <w:r>
               <w:rPr>
                 <w:rFonts w:ascii="Times New Roman" w:cs="Times New Roman" w:eastAsia="Times New Roman" w:hAnsi="Times New Roman"/>
@@ -4510,7 +4625,7 @@
               <w:t xml:space="preserve">HTML sablonok alkalmazása</w:t>
             </w:r>
           </w:hyperlink>
-          <w:hyperlink w:anchor="_hesie2ousazb">
+          <w:hyperlink w:anchor="_su1ndve1hntb">
             <w:r>
               <w:rPr>
                 <w:rFonts w:ascii="Times New Roman" w:cs="Times New Roman" w:eastAsia="Times New Roman" w:hAnsi="Times New Roman"/>
@@ -4574,7 +4689,7 @@
               <w:vertAlign w:val="baseline"/>
             </w:rPr>
           </w:pPr>
-          <w:hyperlink w:anchor="_7x9gu0hk7yqq">
+          <w:hyperlink w:anchor="_xczcnt1thvjy">
             <w:r>
               <w:rPr>
                 <w:rFonts w:ascii="Times New Roman" w:cs="Times New Roman" w:eastAsia="Times New Roman" w:hAnsi="Times New Roman"/>
@@ -4595,7 +4710,7 @@
               <w:t xml:space="preserve">CSS alkalmazása</w:t>
             </w:r>
           </w:hyperlink>
-          <w:hyperlink w:anchor="_7x9gu0hk7yqq">
+          <w:hyperlink w:anchor="_xczcnt1thvjy">
             <w:r>
               <w:rPr>
                 <w:rFonts w:ascii="Times New Roman" w:cs="Times New Roman" w:eastAsia="Times New Roman" w:hAnsi="Times New Roman"/>
@@ -4659,7 +4774,7 @@
               <w:vertAlign w:val="baseline"/>
             </w:rPr>
           </w:pPr>
-          <w:hyperlink w:anchor="_ecfd1u31afty">
+          <w:hyperlink w:anchor="_q0p7rhokts6u">
             <w:r>
               <w:rPr>
                 <w:rFonts w:ascii="Times New Roman" w:cs="Times New Roman" w:eastAsia="Times New Roman" w:hAnsi="Times New Roman"/>
@@ -4680,7 +4795,7 @@
               <w:t xml:space="preserve">Összegzés</w:t>
             </w:r>
           </w:hyperlink>
-          <w:hyperlink w:anchor="_ecfd1u31afty">
+          <w:hyperlink w:anchor="_q0p7rhokts6u">
             <w:r>
               <w:rPr>
                 <w:rFonts w:ascii="Times New Roman" w:cs="Times New Roman" w:eastAsia="Times New Roman" w:hAnsi="Times New Roman"/>
@@ -4744,7 +4859,7 @@
               <w:vertAlign w:val="baseline"/>
             </w:rPr>
           </w:pPr>
-          <w:hyperlink w:anchor="_j2j1vveh13y7">
+          <w:hyperlink w:anchor="_130fiw9e5gip">
             <w:r>
               <w:rPr>
                 <w:rFonts w:ascii="Times New Roman" w:cs="Times New Roman" w:eastAsia="Times New Roman" w:hAnsi="Times New Roman"/>
@@ -4765,7 +4880,7 @@
               <w:t xml:space="preserve">Figma – tervezés</w:t>
             </w:r>
           </w:hyperlink>
-          <w:hyperlink w:anchor="_j2j1vveh13y7">
+          <w:hyperlink w:anchor="_130fiw9e5gip">
             <w:r>
               <w:rPr>
                 <w:rFonts w:ascii="Times New Roman" w:cs="Times New Roman" w:eastAsia="Times New Roman" w:hAnsi="Times New Roman"/>
@@ -4829,7 +4944,7 @@
               <w:vertAlign w:val="baseline"/>
             </w:rPr>
           </w:pPr>
-          <w:hyperlink w:anchor="_6r40tm320zd0">
+          <w:hyperlink w:anchor="_mhekxiiykrnx">
             <w:r>
               <w:rPr>
                 <w:rFonts w:ascii="Times New Roman" w:cs="Times New Roman" w:eastAsia="Times New Roman" w:hAnsi="Times New Roman"/>
@@ -4850,7 +4965,7 @@
               <w:t xml:space="preserve">Általános bemutatás</w:t>
             </w:r>
           </w:hyperlink>
-          <w:hyperlink w:anchor="_6r40tm320zd0">
+          <w:hyperlink w:anchor="_mhekxiiykrnx">
             <w:r>
               <w:rPr>
                 <w:rFonts w:ascii="Times New Roman" w:cs="Times New Roman" w:eastAsia="Times New Roman" w:hAnsi="Times New Roman"/>
@@ -4914,7 +5029,7 @@
               <w:vertAlign w:val="baseline"/>
             </w:rPr>
           </w:pPr>
-          <w:hyperlink w:anchor="_5f7x9e5fweir">
+          <w:hyperlink w:anchor="_hfi14tudcy87">
             <w:r>
               <w:rPr>
                 <w:rFonts w:ascii="Times New Roman" w:cs="Times New Roman" w:eastAsia="Times New Roman" w:hAnsi="Times New Roman"/>
@@ -4935,7 +5050,7 @@
               <w:t xml:space="preserve">A Figma főbb előnyei</w:t>
             </w:r>
           </w:hyperlink>
-          <w:hyperlink w:anchor="_5f7x9e5fweir">
+          <w:hyperlink w:anchor="_hfi14tudcy87">
             <w:r>
               <w:rPr>
                 <w:rFonts w:ascii="Times New Roman" w:cs="Times New Roman" w:eastAsia="Times New Roman" w:hAnsi="Times New Roman"/>
@@ -4999,7 +5114,7 @@
               <w:vertAlign w:val="baseline"/>
             </w:rPr>
           </w:pPr>
-          <w:hyperlink w:anchor="_bof1xxdabymy">
+          <w:hyperlink w:anchor="_kjt3kd124urf">
             <w:r>
               <w:rPr>
                 <w:rFonts w:ascii="Times New Roman" w:cs="Times New Roman" w:eastAsia="Times New Roman" w:hAnsi="Times New Roman"/>
@@ -5020,7 +5135,7 @@
               <w:t xml:space="preserve">Alkalmazás a projektben</w:t>
             </w:r>
           </w:hyperlink>
-          <w:hyperlink w:anchor="_bof1xxdabymy">
+          <w:hyperlink w:anchor="_kjt3kd124urf">
             <w:r>
               <w:rPr>
                 <w:rFonts w:ascii="Times New Roman" w:cs="Times New Roman" w:eastAsia="Times New Roman" w:hAnsi="Times New Roman"/>
@@ -5084,7 +5199,7 @@
               <w:vertAlign w:val="baseline"/>
             </w:rPr>
           </w:pPr>
-          <w:hyperlink w:anchor="_mf4yzzxvvwtk">
+          <w:hyperlink w:anchor="_jiqh40kgnfjo">
             <w:r>
               <w:rPr>
                 <w:rFonts w:ascii="Times New Roman" w:cs="Times New Roman" w:eastAsia="Times New Roman" w:hAnsi="Times New Roman"/>
@@ -5105,7 +5220,7 @@
               <w:t xml:space="preserve">Vizuális tervezés</w:t>
             </w:r>
           </w:hyperlink>
-          <w:hyperlink w:anchor="_mf4yzzxvvwtk">
+          <w:hyperlink w:anchor="_jiqh40kgnfjo">
             <w:r>
               <w:rPr>
                 <w:rFonts w:ascii="Times New Roman" w:cs="Times New Roman" w:eastAsia="Times New Roman" w:hAnsi="Times New Roman"/>
@@ -5169,7 +5284,7 @@
               <w:vertAlign w:val="baseline"/>
             </w:rPr>
           </w:pPr>
-          <w:hyperlink w:anchor="_8sbn4iw45rei">
+          <w:hyperlink w:anchor="_fbo5hehjzmsi">
             <w:r>
               <w:rPr>
                 <w:rFonts w:ascii="Times New Roman" w:cs="Times New Roman" w:eastAsia="Times New Roman" w:hAnsi="Times New Roman"/>
@@ -5190,7 +5305,7 @@
               <w:t xml:space="preserve">Prototípus-készítés</w:t>
             </w:r>
           </w:hyperlink>
-          <w:hyperlink w:anchor="_8sbn4iw45rei">
+          <w:hyperlink w:anchor="_fbo5hehjzmsi">
             <w:r>
               <w:rPr>
                 <w:rFonts w:ascii="Times New Roman" w:cs="Times New Roman" w:eastAsia="Times New Roman" w:hAnsi="Times New Roman"/>
@@ -5254,7 +5369,7 @@
               <w:vertAlign w:val="baseline"/>
             </w:rPr>
           </w:pPr>
-          <w:hyperlink w:anchor="_sbjpk5g9gkns">
+          <w:hyperlink w:anchor="_9f17rk3siwlx">
             <w:r>
               <w:rPr>
                 <w:rFonts w:ascii="Times New Roman" w:cs="Times New Roman" w:eastAsia="Times New Roman" w:hAnsi="Times New Roman"/>
@@ -5275,7 +5390,7 @@
               <w:t xml:space="preserve">Reszponzív tervezés</w:t>
             </w:r>
           </w:hyperlink>
-          <w:hyperlink w:anchor="_sbjpk5g9gkns">
+          <w:hyperlink w:anchor="_9f17rk3siwlx">
             <w:r>
               <w:rPr>
                 <w:rFonts w:ascii="Times New Roman" w:cs="Times New Roman" w:eastAsia="Times New Roman" w:hAnsi="Times New Roman"/>
@@ -5339,7 +5454,7 @@
               <w:vertAlign w:val="baseline"/>
             </w:rPr>
           </w:pPr>
-          <w:hyperlink w:anchor="_n8r2ov83fn5i">
+          <w:hyperlink w:anchor="_2ejb2nplgrzh">
             <w:r>
               <w:rPr>
                 <w:rFonts w:ascii="Times New Roman" w:cs="Times New Roman" w:eastAsia="Times New Roman" w:hAnsi="Times New Roman"/>
@@ -5360,7 +5475,7 @@
               <w:t xml:space="preserve">Összegzés</w:t>
             </w:r>
           </w:hyperlink>
-          <w:hyperlink w:anchor="_n8r2ov83fn5i">
+          <w:hyperlink w:anchor="_2ejb2nplgrzh">
             <w:r>
               <w:rPr>
                 <w:rFonts w:ascii="Times New Roman" w:cs="Times New Roman" w:eastAsia="Times New Roman" w:hAnsi="Times New Roman"/>
@@ -5424,7 +5539,7 @@
               <w:vertAlign w:val="baseline"/>
             </w:rPr>
           </w:pPr>
-          <w:hyperlink w:anchor="_qa3jurtsnue9">
+          <w:hyperlink w:anchor="_v5uyhuxl8hy5">
             <w:r>
               <w:rPr>
                 <w:rFonts w:ascii="Times New Roman" w:cs="Times New Roman" w:eastAsia="Times New Roman" w:hAnsi="Times New Roman"/>
@@ -5445,7 +5560,7 @@
               <w:t xml:space="preserve">Frontend fejlesztési szempontok</w:t>
             </w:r>
           </w:hyperlink>
-          <w:hyperlink w:anchor="_qa3jurtsnue9">
+          <w:hyperlink w:anchor="_v5uyhuxl8hy5">
             <w:r>
               <w:rPr>
                 <w:rFonts w:ascii="Times New Roman" w:cs="Times New Roman" w:eastAsia="Times New Roman" w:hAnsi="Times New Roman"/>
@@ -5509,7 +5624,7 @@
               <w:vertAlign w:val="baseline"/>
             </w:rPr>
           </w:pPr>
-          <w:hyperlink w:anchor="_z3pkih8jlg5s">
+          <w:hyperlink w:anchor="_dedjbp13nm2x">
             <w:r>
               <w:rPr>
                 <w:rFonts w:ascii="Times New Roman" w:cs="Times New Roman" w:eastAsia="Times New Roman" w:hAnsi="Times New Roman"/>
@@ -5530,7 +5645,7 @@
               <w:t xml:space="preserve">Reszponzív dizájn</w:t>
             </w:r>
           </w:hyperlink>
-          <w:hyperlink w:anchor="_z3pkih8jlg5s">
+          <w:hyperlink w:anchor="_dedjbp13nm2x">
             <w:r>
               <w:rPr>
                 <w:rFonts w:ascii="Times New Roman" w:cs="Times New Roman" w:eastAsia="Times New Roman" w:hAnsi="Times New Roman"/>
@@ -5594,7 +5709,7 @@
               <w:vertAlign w:val="baseline"/>
             </w:rPr>
           </w:pPr>
-          <w:hyperlink w:anchor="_aj49nrqry5tz">
+          <w:hyperlink w:anchor="_4fq9ybrnxdu9">
             <w:r>
               <w:rPr>
                 <w:rFonts w:ascii="Times New Roman" w:cs="Times New Roman" w:eastAsia="Times New Roman" w:hAnsi="Times New Roman"/>
@@ -5615,7 +5730,7 @@
               <w:t xml:space="preserve">Komponensalapú struktúra</w:t>
             </w:r>
           </w:hyperlink>
-          <w:hyperlink w:anchor="_aj49nrqry5tz">
+          <w:hyperlink w:anchor="_4fq9ybrnxdu9">
             <w:r>
               <w:rPr>
                 <w:rFonts w:ascii="Times New Roman" w:cs="Times New Roman" w:eastAsia="Times New Roman" w:hAnsi="Times New Roman"/>
@@ -5679,7 +5794,7 @@
               <w:vertAlign w:val="baseline"/>
             </w:rPr>
           </w:pPr>
-          <w:hyperlink w:anchor="_avffbmgokgqz">
+          <w:hyperlink w:anchor="_955uxojrx7p5">
             <w:r>
               <w:rPr>
                 <w:rFonts w:ascii="Times New Roman" w:cs="Times New Roman" w:eastAsia="Times New Roman" w:hAnsi="Times New Roman"/>
@@ -5700,7 +5815,7 @@
               <w:t xml:space="preserve">Állapotkezelés</w:t>
             </w:r>
           </w:hyperlink>
-          <w:hyperlink w:anchor="_avffbmgokgqz">
+          <w:hyperlink w:anchor="_955uxojrx7p5">
             <w:r>
               <w:rPr>
                 <w:rFonts w:ascii="Times New Roman" w:cs="Times New Roman" w:eastAsia="Times New Roman" w:hAnsi="Times New Roman"/>
@@ -5764,7 +5879,7 @@
               <w:vertAlign w:val="baseline"/>
             </w:rPr>
           </w:pPr>
-          <w:hyperlink w:anchor="_54e08hqxe76d">
+          <w:hyperlink w:anchor="_pojzhe50net0">
             <w:r>
               <w:rPr>
                 <w:rFonts w:ascii="Times New Roman" w:cs="Times New Roman" w:eastAsia="Times New Roman" w:hAnsi="Times New Roman"/>
@@ -5785,7 +5900,7 @@
               <w:t xml:space="preserve">Felhasználói élmény (UX)</w:t>
             </w:r>
           </w:hyperlink>
-          <w:hyperlink w:anchor="_54e08hqxe76d">
+          <w:hyperlink w:anchor="_pojzhe50net0">
             <w:r>
               <w:rPr>
                 <w:rFonts w:ascii="Times New Roman" w:cs="Times New Roman" w:eastAsia="Times New Roman" w:hAnsi="Times New Roman"/>
@@ -5849,7 +5964,7 @@
               <w:vertAlign w:val="baseline"/>
             </w:rPr>
           </w:pPr>
-          <w:hyperlink w:anchor="_3j8rz4kwu7m8">
+          <w:hyperlink w:anchor="_yov1rwygxrv">
             <w:r>
               <w:rPr>
                 <w:rFonts w:ascii="Times New Roman" w:cs="Times New Roman" w:eastAsia="Times New Roman" w:hAnsi="Times New Roman"/>
@@ -5870,7 +5985,7 @@
               <w:t xml:space="preserve">Összegzés</w:t>
             </w:r>
           </w:hyperlink>
-          <w:hyperlink w:anchor="_3j8rz4kwu7m8">
+          <w:hyperlink w:anchor="_yov1rwygxrv">
             <w:r>
               <w:rPr>
                 <w:rFonts w:ascii="Times New Roman" w:cs="Times New Roman" w:eastAsia="Times New Roman" w:hAnsi="Times New Roman"/>
@@ -5934,7 +6049,7 @@
               <w:vertAlign w:val="baseline"/>
             </w:rPr>
           </w:pPr>
-          <w:hyperlink w:anchor="_219yfbr1w8lh">
+          <w:hyperlink w:anchor="_9brm2f88b2rn">
             <w:r>
               <w:rPr>
                 <w:rFonts w:ascii="Times New Roman" w:cs="Times New Roman" w:eastAsia="Times New Roman" w:hAnsi="Times New Roman"/>
@@ -5955,7 +6070,7 @@
               <w:t xml:space="preserve">Tesztelés és együttműködés</w:t>
             </w:r>
           </w:hyperlink>
-          <w:hyperlink w:anchor="_219yfbr1w8lh">
+          <w:hyperlink w:anchor="_9brm2f88b2rn">
             <w:r>
               <w:rPr>
                 <w:rFonts w:ascii="Times New Roman" w:cs="Times New Roman" w:eastAsia="Times New Roman" w:hAnsi="Times New Roman"/>
@@ -6019,7 +6134,7 @@
               <w:vertAlign w:val="baseline"/>
             </w:rPr>
           </w:pPr>
-          <w:hyperlink w:anchor="_kqd574nqxtvy">
+          <w:hyperlink w:anchor="_84d3c5nuf9q0">
             <w:r>
               <w:rPr>
                 <w:rFonts w:ascii="Times New Roman" w:cs="Times New Roman" w:eastAsia="Times New Roman" w:hAnsi="Times New Roman"/>
@@ -6040,7 +6155,7 @@
               <w:t xml:space="preserve">Tesztelési stratégia áttekintése</w:t>
             </w:r>
           </w:hyperlink>
-          <w:hyperlink w:anchor="_kqd574nqxtvy">
+          <w:hyperlink w:anchor="_84d3c5nuf9q0">
             <w:r>
               <w:rPr>
                 <w:rFonts w:ascii="Times New Roman" w:cs="Times New Roman" w:eastAsia="Times New Roman" w:hAnsi="Times New Roman"/>
@@ -6104,7 +6219,7 @@
               <w:vertAlign w:val="baseline"/>
             </w:rPr>
           </w:pPr>
-          <w:hyperlink w:anchor="_nq1qwapqoqfd">
+          <w:hyperlink w:anchor="_jvxfdhcljy56">
             <w:r>
               <w:rPr>
                 <w:rFonts w:ascii="Times New Roman" w:cs="Times New Roman" w:eastAsia="Times New Roman" w:hAnsi="Times New Roman"/>
@@ -6125,7 +6240,7 @@
               <w:t xml:space="preserve">Backend tesztelés</w:t>
             </w:r>
           </w:hyperlink>
-          <w:hyperlink w:anchor="_nq1qwapqoqfd">
+          <w:hyperlink w:anchor="_jvxfdhcljy56">
             <w:r>
               <w:rPr>
                 <w:rFonts w:ascii="Times New Roman" w:cs="Times New Roman" w:eastAsia="Times New Roman" w:hAnsi="Times New Roman"/>
@@ -6189,7 +6304,7 @@
               <w:vertAlign w:val="baseline"/>
             </w:rPr>
           </w:pPr>
-          <w:hyperlink w:anchor="_d5pbupicomrc">
+          <w:hyperlink w:anchor="_mnj13du0ladj">
             <w:r>
               <w:rPr>
                 <w:rFonts w:ascii="Times New Roman" w:cs="Times New Roman" w:eastAsia="Times New Roman" w:hAnsi="Times New Roman"/>
@@ -6210,7 +6325,7 @@
               <w:t xml:space="preserve">Frontend tesztelés</w:t>
             </w:r>
           </w:hyperlink>
-          <w:hyperlink w:anchor="_d5pbupicomrc">
+          <w:hyperlink w:anchor="_mnj13du0ladj">
             <w:r>
               <w:rPr>
                 <w:rFonts w:ascii="Times New Roman" w:cs="Times New Roman" w:eastAsia="Times New Roman" w:hAnsi="Times New Roman"/>
@@ -6274,7 +6389,7 @@
               <w:vertAlign w:val="baseline"/>
             </w:rPr>
           </w:pPr>
-          <w:hyperlink w:anchor="_9akoub8lla3b">
+          <w:hyperlink w:anchor="_8vr9qea5qrqm">
             <w:r>
               <w:rPr>
                 <w:rFonts w:ascii="Times New Roman" w:cs="Times New Roman" w:eastAsia="Times New Roman" w:hAnsi="Times New Roman"/>
@@ -6295,7 +6410,7 @@
               <w:t xml:space="preserve">Összegzés</w:t>
             </w:r>
           </w:hyperlink>
-          <w:hyperlink w:anchor="_9akoub8lla3b">
+          <w:hyperlink w:anchor="_8vr9qea5qrqm">
             <w:r>
               <w:rPr>
                 <w:rFonts w:ascii="Times New Roman" w:cs="Times New Roman" w:eastAsia="Times New Roman" w:hAnsi="Times New Roman"/>
@@ -6359,7 +6474,7 @@
               <w:vertAlign w:val="baseline"/>
             </w:rPr>
           </w:pPr>
-          <w:hyperlink w:anchor="_vkaypd3erpum">
+          <w:hyperlink w:anchor="_7ndlkwu14l1z">
             <w:r>
               <w:rPr>
                 <w:rFonts w:ascii="Times New Roman" w:cs="Times New Roman" w:eastAsia="Times New Roman" w:hAnsi="Times New Roman"/>
@@ -6380,7 +6495,7 @@
               <w:t xml:space="preserve">Jest – Backend tesztelés</w:t>
             </w:r>
           </w:hyperlink>
-          <w:hyperlink w:anchor="_vkaypd3erpum">
+          <w:hyperlink w:anchor="_7ndlkwu14l1z">
             <w:r>
               <w:rPr>
                 <w:rFonts w:ascii="Times New Roman" w:cs="Times New Roman" w:eastAsia="Times New Roman" w:hAnsi="Times New Roman"/>
@@ -6444,7 +6559,7 @@
               <w:vertAlign w:val="baseline"/>
             </w:rPr>
           </w:pPr>
-          <w:hyperlink w:anchor="_rofp7cfqi4l7">
+          <w:hyperlink w:anchor="_cq4xtt36wlxo">
             <w:r>
               <w:rPr>
                 <w:rFonts w:ascii="Times New Roman" w:cs="Times New Roman" w:eastAsia="Times New Roman" w:hAnsi="Times New Roman"/>
@@ -6465,7 +6580,7 @@
               <w:t xml:space="preserve">Általános bemutatás</w:t>
             </w:r>
           </w:hyperlink>
-          <w:hyperlink w:anchor="_rofp7cfqi4l7">
+          <w:hyperlink w:anchor="_cq4xtt36wlxo">
             <w:r>
               <w:rPr>
                 <w:rFonts w:ascii="Times New Roman" w:cs="Times New Roman" w:eastAsia="Times New Roman" w:hAnsi="Times New Roman"/>
@@ -6529,7 +6644,7 @@
               <w:vertAlign w:val="baseline"/>
             </w:rPr>
           </w:pPr>
-          <w:hyperlink w:anchor="_t4b95sapu4by">
+          <w:hyperlink w:anchor="_b3nxqvtbgyre">
             <w:r>
               <w:rPr>
                 <w:rFonts w:ascii="Times New Roman" w:cs="Times New Roman" w:eastAsia="Times New Roman" w:hAnsi="Times New Roman"/>
@@ -6550,7 +6665,7 @@
               <w:t xml:space="preserve">Alkalmazás a projektben</w:t>
             </w:r>
           </w:hyperlink>
-          <w:hyperlink w:anchor="_t4b95sapu4by">
+          <w:hyperlink w:anchor="_b3nxqvtbgyre">
             <w:r>
               <w:rPr>
                 <w:rFonts w:ascii="Times New Roman" w:cs="Times New Roman" w:eastAsia="Times New Roman" w:hAnsi="Times New Roman"/>
@@ -6614,7 +6729,7 @@
               <w:vertAlign w:val="baseline"/>
             </w:rPr>
           </w:pPr>
-          <w:hyperlink w:anchor="_3po9pd8ehhih">
+          <w:hyperlink w:anchor="_x4qv5s6iajms">
             <w:r>
               <w:rPr>
                 <w:rFonts w:ascii="Times New Roman" w:cs="Times New Roman" w:eastAsia="Times New Roman" w:hAnsi="Times New Roman"/>
@@ -6635,7 +6750,7 @@
               <w:t xml:space="preserve">Backend metódusok tesztelése</w:t>
             </w:r>
           </w:hyperlink>
-          <w:hyperlink w:anchor="_3po9pd8ehhih">
+          <w:hyperlink w:anchor="_x4qv5s6iajms">
             <w:r>
               <w:rPr>
                 <w:rFonts w:ascii="Times New Roman" w:cs="Times New Roman" w:eastAsia="Times New Roman" w:hAnsi="Times New Roman"/>
@@ -6699,7 +6814,7 @@
               <w:vertAlign w:val="baseline"/>
             </w:rPr>
           </w:pPr>
-          <w:hyperlink w:anchor="_r9sid46pjn17">
+          <w:hyperlink w:anchor="_htqmqewcqva2">
             <w:r>
               <w:rPr>
                 <w:rFonts w:ascii="Times New Roman" w:cs="Times New Roman" w:eastAsia="Times New Roman" w:hAnsi="Times New Roman"/>
@@ -6720,7 +6835,7 @@
               <w:t xml:space="preserve">API végpontok ellenőrzése</w:t>
             </w:r>
           </w:hyperlink>
-          <w:hyperlink w:anchor="_r9sid46pjn17">
+          <w:hyperlink w:anchor="_htqmqewcqva2">
             <w:r>
               <w:rPr>
                 <w:rFonts w:ascii="Times New Roman" w:cs="Times New Roman" w:eastAsia="Times New Roman" w:hAnsi="Times New Roman"/>
@@ -6784,7 +6899,7 @@
               <w:vertAlign w:val="baseline"/>
             </w:rPr>
           </w:pPr>
-          <w:hyperlink w:anchor="_5vbdxdwaezf5">
+          <w:hyperlink w:anchor="_epzvf73zmvf">
             <w:r>
               <w:rPr>
                 <w:rFonts w:ascii="Times New Roman" w:cs="Times New Roman" w:eastAsia="Times New Roman" w:hAnsi="Times New Roman"/>
@@ -6805,7 +6920,7 @@
               <w:t xml:space="preserve">Mock objektumok alkalmazása</w:t>
             </w:r>
           </w:hyperlink>
-          <w:hyperlink w:anchor="_5vbdxdwaezf5">
+          <w:hyperlink w:anchor="_epzvf73zmvf">
             <w:r>
               <w:rPr>
                 <w:rFonts w:ascii="Times New Roman" w:cs="Times New Roman" w:eastAsia="Times New Roman" w:hAnsi="Times New Roman"/>
@@ -6869,7 +6984,7 @@
               <w:vertAlign w:val="baseline"/>
             </w:rPr>
           </w:pPr>
-          <w:hyperlink w:anchor="_z5jh84105j4q">
+          <w:hyperlink w:anchor="_jmyvvox2ccrv">
             <w:r>
               <w:rPr>
                 <w:rFonts w:ascii="Times New Roman" w:cs="Times New Roman" w:eastAsia="Times New Roman" w:hAnsi="Times New Roman"/>
@@ -6890,7 +7005,7 @@
               <w:t xml:space="preserve">Összegzés</w:t>
             </w:r>
           </w:hyperlink>
-          <w:hyperlink w:anchor="_z5jh84105j4q">
+          <w:hyperlink w:anchor="_jmyvvox2ccrv">
             <w:r>
               <w:rPr>
                 <w:rFonts w:ascii="Times New Roman" w:cs="Times New Roman" w:eastAsia="Times New Roman" w:hAnsi="Times New Roman"/>
@@ -6954,7 +7069,7 @@
               <w:vertAlign w:val="baseline"/>
             </w:rPr>
           </w:pPr>
-          <w:hyperlink w:anchor="_kdp6c9694i6b">
+          <w:hyperlink w:anchor="_aev5kfj3vi00">
             <w:r>
               <w:rPr>
                 <w:rFonts w:ascii="Times New Roman" w:cs="Times New Roman" w:eastAsia="Times New Roman" w:hAnsi="Times New Roman"/>
@@ -6975,7 +7090,7 @@
               <w:t xml:space="preserve">Jasmine és Karma – Frontend tesztelés</w:t>
             </w:r>
           </w:hyperlink>
-          <w:hyperlink w:anchor="_kdp6c9694i6b">
+          <w:hyperlink w:anchor="_aev5kfj3vi00">
             <w:r>
               <w:rPr>
                 <w:rFonts w:ascii="Times New Roman" w:cs="Times New Roman" w:eastAsia="Times New Roman" w:hAnsi="Times New Roman"/>
@@ -7039,7 +7154,7 @@
               <w:vertAlign w:val="baseline"/>
             </w:rPr>
           </w:pPr>
-          <w:hyperlink w:anchor="_4q3pz6gfppmd">
+          <w:hyperlink w:anchor="_q7oqvx3zsgsx">
             <w:r>
               <w:rPr>
                 <w:rFonts w:ascii="Times New Roman" w:cs="Times New Roman" w:eastAsia="Times New Roman" w:hAnsi="Times New Roman"/>
@@ -7060,7 +7175,7 @@
               <w:t xml:space="preserve">Általános bemutatás</w:t>
             </w:r>
           </w:hyperlink>
-          <w:hyperlink w:anchor="_4q3pz6gfppmd">
+          <w:hyperlink w:anchor="_q7oqvx3zsgsx">
             <w:r>
               <w:rPr>
                 <w:rFonts w:ascii="Times New Roman" w:cs="Times New Roman" w:eastAsia="Times New Roman" w:hAnsi="Times New Roman"/>
@@ -7124,7 +7239,7 @@
               <w:vertAlign w:val="baseline"/>
             </w:rPr>
           </w:pPr>
-          <w:hyperlink w:anchor="_wieh73j8jv8g">
+          <w:hyperlink w:anchor="_1f61m9celqwp">
             <w:r>
               <w:rPr>
                 <w:rFonts w:ascii="Times New Roman" w:cs="Times New Roman" w:eastAsia="Times New Roman" w:hAnsi="Times New Roman"/>
@@ -7145,7 +7260,7 @@
               <w:t xml:space="preserve">Alkalmazás a projektben</w:t>
             </w:r>
           </w:hyperlink>
-          <w:hyperlink w:anchor="_wieh73j8jv8g">
+          <w:hyperlink w:anchor="_1f61m9celqwp">
             <w:r>
               <w:rPr>
                 <w:rFonts w:ascii="Times New Roman" w:cs="Times New Roman" w:eastAsia="Times New Roman" w:hAnsi="Times New Roman"/>
@@ -7209,7 +7324,7 @@
               <w:vertAlign w:val="baseline"/>
             </w:rPr>
           </w:pPr>
-          <w:hyperlink w:anchor="_50paebjgx78g">
+          <w:hyperlink w:anchor="_12k4rfgt1ftz">
             <w:r>
               <w:rPr>
                 <w:rFonts w:ascii="Times New Roman" w:cs="Times New Roman" w:eastAsia="Times New Roman" w:hAnsi="Times New Roman"/>
@@ -7230,7 +7345,7 @@
               <w:t xml:space="preserve">Komponensek tesztelése</w:t>
             </w:r>
           </w:hyperlink>
-          <w:hyperlink w:anchor="_50paebjgx78g">
+          <w:hyperlink w:anchor="_12k4rfgt1ftz">
             <w:r>
               <w:rPr>
                 <w:rFonts w:ascii="Times New Roman" w:cs="Times New Roman" w:eastAsia="Times New Roman" w:hAnsi="Times New Roman"/>
@@ -7294,7 +7409,7 @@
               <w:vertAlign w:val="baseline"/>
             </w:rPr>
           </w:pPr>
-          <w:hyperlink w:anchor="_nvwk0rbg9vqp">
+          <w:hyperlink w:anchor="_uzftovgg4elh">
             <w:r>
               <w:rPr>
                 <w:rFonts w:ascii="Times New Roman" w:cs="Times New Roman" w:eastAsia="Times New Roman" w:hAnsi="Times New Roman"/>
@@ -7315,7 +7430,7 @@
               <w:t xml:space="preserve">Szolgáltatások tesztelése</w:t>
             </w:r>
           </w:hyperlink>
-          <w:hyperlink w:anchor="_nvwk0rbg9vqp">
+          <w:hyperlink w:anchor="_uzftovgg4elh">
             <w:r>
               <w:rPr>
                 <w:rFonts w:ascii="Times New Roman" w:cs="Times New Roman" w:eastAsia="Times New Roman" w:hAnsi="Times New Roman"/>
@@ -7379,7 +7494,7 @@
               <w:vertAlign w:val="baseline"/>
             </w:rPr>
           </w:pPr>
-          <w:hyperlink w:anchor="_onfh1s9nx3b8">
+          <w:hyperlink w:anchor="_thlameils47q">
             <w:r>
               <w:rPr>
                 <w:rFonts w:ascii="Times New Roman" w:cs="Times New Roman" w:eastAsia="Times New Roman" w:hAnsi="Times New Roman"/>
@@ -7400,7 +7515,7 @@
               <w:t xml:space="preserve">Felhasználói interakciók validálása</w:t>
             </w:r>
           </w:hyperlink>
-          <w:hyperlink w:anchor="_onfh1s9nx3b8">
+          <w:hyperlink w:anchor="_thlameils47q">
             <w:r>
               <w:rPr>
                 <w:rFonts w:ascii="Times New Roman" w:cs="Times New Roman" w:eastAsia="Times New Roman" w:hAnsi="Times New Roman"/>
@@ -7464,7 +7579,7 @@
               <w:vertAlign w:val="baseline"/>
             </w:rPr>
           </w:pPr>
-          <w:hyperlink w:anchor="_h304s8vgukvr">
+          <w:hyperlink w:anchor="_mxww9ewlf61i">
             <w:r>
               <w:rPr>
                 <w:rFonts w:ascii="Times New Roman" w:cs="Times New Roman" w:eastAsia="Times New Roman" w:hAnsi="Times New Roman"/>
@@ -7485,7 +7600,7 @@
               <w:t xml:space="preserve">Összegzés</w:t>
             </w:r>
           </w:hyperlink>
-          <w:hyperlink w:anchor="_h304s8vgukvr">
+          <w:hyperlink w:anchor="_mxww9ewlf61i">
             <w:r>
               <w:rPr>
                 <w:rFonts w:ascii="Times New Roman" w:cs="Times New Roman" w:eastAsia="Times New Roman" w:hAnsi="Times New Roman"/>
@@ -7549,7 +7664,7 @@
               <w:vertAlign w:val="baseline"/>
             </w:rPr>
           </w:pPr>
-          <w:hyperlink w:anchor="_lry1jkyye0mq">
+          <w:hyperlink w:anchor="_xoghaprjule">
             <w:r>
               <w:rPr>
                 <w:rFonts w:ascii="Times New Roman" w:cs="Times New Roman" w:eastAsia="Times New Roman" w:hAnsi="Times New Roman"/>
@@ -7570,7 +7685,7 @@
               <w:t xml:space="preserve">GitHub – Verziókezelés</w:t>
             </w:r>
           </w:hyperlink>
-          <w:hyperlink w:anchor="_lry1jkyye0mq">
+          <w:hyperlink w:anchor="_xoghaprjule">
             <w:r>
               <w:rPr>
                 <w:rFonts w:ascii="Times New Roman" w:cs="Times New Roman" w:eastAsia="Times New Roman" w:hAnsi="Times New Roman"/>
@@ -7634,7 +7749,7 @@
               <w:vertAlign w:val="baseline"/>
             </w:rPr>
           </w:pPr>
-          <w:hyperlink w:anchor="_mhs02w36y647">
+          <w:hyperlink w:anchor="_c04r4vj7v5ya">
             <w:r>
               <w:rPr>
                 <w:rFonts w:ascii="Times New Roman" w:cs="Times New Roman" w:eastAsia="Times New Roman" w:hAnsi="Times New Roman"/>
@@ -7655,7 +7770,7 @@
               <w:t xml:space="preserve">Általános bemutatás</w:t>
             </w:r>
           </w:hyperlink>
-          <w:hyperlink w:anchor="_mhs02w36y647">
+          <w:hyperlink w:anchor="_c04r4vj7v5ya">
             <w:r>
               <w:rPr>
                 <w:rFonts w:ascii="Times New Roman" w:cs="Times New Roman" w:eastAsia="Times New Roman" w:hAnsi="Times New Roman"/>
@@ -7719,7 +7834,7 @@
               <w:vertAlign w:val="baseline"/>
             </w:rPr>
           </w:pPr>
-          <w:hyperlink w:anchor="_lit87h6nxdse">
+          <w:hyperlink w:anchor="_ymqflzbioub">
             <w:r>
               <w:rPr>
                 <w:rFonts w:ascii="Times New Roman" w:cs="Times New Roman" w:eastAsia="Times New Roman" w:hAnsi="Times New Roman"/>
@@ -7740,7 +7855,7 @@
               <w:t xml:space="preserve">Alkalmazás a projektben</w:t>
             </w:r>
           </w:hyperlink>
-          <w:hyperlink w:anchor="_lit87h6nxdse">
+          <w:hyperlink w:anchor="_ymqflzbioub">
             <w:r>
               <w:rPr>
                 <w:rFonts w:ascii="Times New Roman" w:cs="Times New Roman" w:eastAsia="Times New Roman" w:hAnsi="Times New Roman"/>
@@ -7804,7 +7919,7 @@
               <w:vertAlign w:val="baseline"/>
             </w:rPr>
           </w:pPr>
-          <w:hyperlink w:anchor="_hki78ms6pn1s">
+          <w:hyperlink w:anchor="_u2w67oe91gt">
             <w:r>
               <w:rPr>
                 <w:rFonts w:ascii="Times New Roman" w:cs="Times New Roman" w:eastAsia="Times New Roman" w:hAnsi="Times New Roman"/>
@@ -7825,7 +7940,7 @@
               <w:t xml:space="preserve">Discord – Kommunikáció</w:t>
             </w:r>
           </w:hyperlink>
-          <w:hyperlink w:anchor="_hki78ms6pn1s">
+          <w:hyperlink w:anchor="_u2w67oe91gt">
             <w:r>
               <w:rPr>
                 <w:rFonts w:ascii="Times New Roman" w:cs="Times New Roman" w:eastAsia="Times New Roman" w:hAnsi="Times New Roman"/>
@@ -7889,7 +8004,7 @@
               <w:vertAlign w:val="baseline"/>
             </w:rPr>
           </w:pPr>
-          <w:hyperlink w:anchor="_faojiq8eh9pt">
+          <w:hyperlink w:anchor="_gq1bx63u6b9o">
             <w:r>
               <w:rPr>
                 <w:rFonts w:ascii="Times New Roman" w:cs="Times New Roman" w:eastAsia="Times New Roman" w:hAnsi="Times New Roman"/>
@@ -7910,7 +8025,7 @@
               <w:t xml:space="preserve">Általános bemutatás</w:t>
             </w:r>
           </w:hyperlink>
-          <w:hyperlink w:anchor="_faojiq8eh9pt">
+          <w:hyperlink w:anchor="_gq1bx63u6b9o">
             <w:r>
               <w:rPr>
                 <w:rFonts w:ascii="Times New Roman" w:cs="Times New Roman" w:eastAsia="Times New Roman" w:hAnsi="Times New Roman"/>
@@ -7974,7 +8089,7 @@
               <w:vertAlign w:val="baseline"/>
             </w:rPr>
           </w:pPr>
-          <w:hyperlink w:anchor="_jsom2glrrtaw">
+          <w:hyperlink w:anchor="_kcqn0xb80ou">
             <w:r>
               <w:rPr>
                 <w:rFonts w:ascii="Times New Roman" w:cs="Times New Roman" w:eastAsia="Times New Roman" w:hAnsi="Times New Roman"/>
@@ -7995,7 +8110,7 @@
               <w:t xml:space="preserve">Alkalmazás a projektben</w:t>
             </w:r>
           </w:hyperlink>
-          <w:hyperlink w:anchor="_jsom2glrrtaw">
+          <w:hyperlink w:anchor="_kcqn0xb80ou">
             <w:r>
               <w:rPr>
                 <w:rFonts w:ascii="Times New Roman" w:cs="Times New Roman" w:eastAsia="Times New Roman" w:hAnsi="Times New Roman"/>
@@ -8059,7 +8174,7 @@
               <w:vertAlign w:val="baseline"/>
             </w:rPr>
           </w:pPr>
-          <w:hyperlink w:anchor="_xw71kxubyo77">
+          <w:hyperlink w:anchor="_tle73ii28v06">
             <w:r>
               <w:rPr>
                 <w:rFonts w:ascii="Times New Roman" w:cs="Times New Roman" w:eastAsia="Times New Roman" w:hAnsi="Times New Roman"/>
@@ -8080,7 +8195,7 @@
               <w:t xml:space="preserve">Modellezési eszközök</w:t>
             </w:r>
           </w:hyperlink>
-          <w:hyperlink w:anchor="_xw71kxubyo77">
+          <w:hyperlink w:anchor="_tle73ii28v06">
             <w:r>
               <w:rPr>
                 <w:rFonts w:ascii="Times New Roman" w:cs="Times New Roman" w:eastAsia="Times New Roman" w:hAnsi="Times New Roman"/>
@@ -8144,7 +8259,7 @@
               <w:vertAlign w:val="baseline"/>
             </w:rPr>
           </w:pPr>
-          <w:hyperlink w:anchor="_v8h3kr5armlw">
+          <w:hyperlink w:anchor="_re18l4kz1o2w">
             <w:r>
               <w:rPr>
                 <w:rFonts w:ascii="Times New Roman" w:cs="Times New Roman" w:eastAsia="Times New Roman" w:hAnsi="Times New Roman"/>
@@ -8165,7 +8280,7 @@
               <w:t xml:space="preserve">UML diagram</w:t>
             </w:r>
           </w:hyperlink>
-          <w:hyperlink w:anchor="_v8h3kr5armlw">
+          <w:hyperlink w:anchor="_re18l4kz1o2w">
             <w:r>
               <w:rPr>
                 <w:rFonts w:ascii="Times New Roman" w:cs="Times New Roman" w:eastAsia="Times New Roman" w:hAnsi="Times New Roman"/>
@@ -8229,7 +8344,7 @@
               <w:vertAlign w:val="baseline"/>
             </w:rPr>
           </w:pPr>
-          <w:hyperlink w:anchor="_xheol0819j1h">
+          <w:hyperlink w:anchor="_p8du0n5qta7s">
             <w:r>
               <w:rPr>
                 <w:rFonts w:ascii="Times New Roman" w:cs="Times New Roman" w:eastAsia="Times New Roman" w:hAnsi="Times New Roman"/>
@@ -8250,7 +8365,7 @@
               <w:t xml:space="preserve">Általános bemutatás</w:t>
             </w:r>
           </w:hyperlink>
-          <w:hyperlink w:anchor="_xheol0819j1h">
+          <w:hyperlink w:anchor="_p8du0n5qta7s">
             <w:r>
               <w:rPr>
                 <w:rFonts w:ascii="Times New Roman" w:cs="Times New Roman" w:eastAsia="Times New Roman" w:hAnsi="Times New Roman"/>
@@ -8314,7 +8429,7 @@
               <w:vertAlign w:val="baseline"/>
             </w:rPr>
           </w:pPr>
-          <w:hyperlink w:anchor="_4hgnrhmknigl">
+          <w:hyperlink w:anchor="_2xrv4oa49n1c">
             <w:r>
               <w:rPr>
                 <w:rFonts w:ascii="Times New Roman" w:cs="Times New Roman" w:eastAsia="Times New Roman" w:hAnsi="Times New Roman"/>
@@ -8335,7 +8450,7 @@
               <w:t xml:space="preserve">Alkalmazás a projektben</w:t>
             </w:r>
           </w:hyperlink>
-          <w:hyperlink w:anchor="_4hgnrhmknigl">
+          <w:hyperlink w:anchor="_2xrv4oa49n1c">
             <w:r>
               <w:rPr>
                 <w:rFonts w:ascii="Times New Roman" w:cs="Times New Roman" w:eastAsia="Times New Roman" w:hAnsi="Times New Roman"/>
@@ -8399,7 +8514,7 @@
               <w:vertAlign w:val="baseline"/>
             </w:rPr>
           </w:pPr>
-          <w:hyperlink w:anchor="_unn9s88k1fle">
+          <w:hyperlink w:anchor="_qjcnl37a6szq">
             <w:r>
               <w:rPr>
                 <w:rFonts w:ascii="Times New Roman" w:cs="Times New Roman" w:eastAsia="Times New Roman" w:hAnsi="Times New Roman"/>
@@ -8420,7 +8535,7 @@
               <w:t xml:space="preserve">ER-modell</w:t>
             </w:r>
           </w:hyperlink>
-          <w:hyperlink w:anchor="_unn9s88k1fle">
+          <w:hyperlink w:anchor="_qjcnl37a6szq">
             <w:r>
               <w:rPr>
                 <w:rFonts w:ascii="Times New Roman" w:cs="Times New Roman" w:eastAsia="Times New Roman" w:hAnsi="Times New Roman"/>
@@ -8484,7 +8599,7 @@
               <w:vertAlign w:val="baseline"/>
             </w:rPr>
           </w:pPr>
-          <w:hyperlink w:anchor="_svuh6ctlcfgp">
+          <w:hyperlink w:anchor="_1hh47ab8d1ou">
             <w:r>
               <w:rPr>
                 <w:rFonts w:ascii="Times New Roman" w:cs="Times New Roman" w:eastAsia="Times New Roman" w:hAnsi="Times New Roman"/>
@@ -8505,7 +8620,7 @@
               <w:t xml:space="preserve">Általános bemutatás</w:t>
             </w:r>
           </w:hyperlink>
-          <w:hyperlink w:anchor="_svuh6ctlcfgp">
+          <w:hyperlink w:anchor="_1hh47ab8d1ou">
             <w:r>
               <w:rPr>
                 <w:rFonts w:ascii="Times New Roman" w:cs="Times New Roman" w:eastAsia="Times New Roman" w:hAnsi="Times New Roman"/>
@@ -8569,7 +8684,7 @@
               <w:vertAlign w:val="baseline"/>
             </w:rPr>
           </w:pPr>
-          <w:hyperlink w:anchor="_44348p6bqzvu">
+          <w:hyperlink w:anchor="_rq7cwcd0s91y">
             <w:r>
               <w:rPr>
                 <w:rFonts w:ascii="Times New Roman" w:cs="Times New Roman" w:eastAsia="Times New Roman" w:hAnsi="Times New Roman"/>
@@ -8590,7 +8705,7 @@
               <w:t xml:space="preserve">Alkalmazás a projektben</w:t>
             </w:r>
           </w:hyperlink>
-          <w:hyperlink w:anchor="_44348p6bqzvu">
+          <w:hyperlink w:anchor="_rq7cwcd0s91y">
             <w:r>
               <w:rPr>
                 <w:rFonts w:ascii="Times New Roman" w:cs="Times New Roman" w:eastAsia="Times New Roman" w:hAnsi="Times New Roman"/>
@@ -8654,7 +8769,7 @@
               <w:vertAlign w:val="baseline"/>
             </w:rPr>
           </w:pPr>
-          <w:hyperlink w:anchor="_lwbvm4jfyxok">
+          <w:hyperlink w:anchor="_6qw94hbjzk1o">
             <w:r>
               <w:rPr>
                 <w:rFonts w:ascii="Times New Roman" w:cs="Times New Roman" w:eastAsia="Times New Roman" w:hAnsi="Times New Roman"/>
@@ -8675,7 +8790,7 @@
               <w:t xml:space="preserve">Összegzés</w:t>
             </w:r>
           </w:hyperlink>
-          <w:hyperlink w:anchor="_lwbvm4jfyxok">
+          <w:hyperlink w:anchor="_6qw94hbjzk1o">
             <w:r>
               <w:rPr>
                 <w:rFonts w:ascii="Times New Roman" w:cs="Times New Roman" w:eastAsia="Times New Roman" w:hAnsi="Times New Roman"/>
@@ -8739,7 +8854,7 @@
               <w:vertAlign w:val="baseline"/>
             </w:rPr>
           </w:pPr>
-          <w:hyperlink w:anchor="_pwoa9hhbegrb">
+          <w:hyperlink w:anchor="_f0orq8ik1zx1">
             <w:r>
               <w:rPr>
                 <w:rFonts w:ascii="Times New Roman" w:cs="Times New Roman" w:eastAsia="Times New Roman" w:hAnsi="Times New Roman"/>
@@ -8760,7 +8875,7 @@
               <w:t xml:space="preserve">A React Native technológia bemutatása és alkalmazása a projekt során</w:t>
             </w:r>
           </w:hyperlink>
-          <w:hyperlink w:anchor="_pwoa9hhbegrb">
+          <w:hyperlink w:anchor="_f0orq8ik1zx1">
             <w:r>
               <w:rPr>
                 <w:rFonts w:ascii="Times New Roman" w:cs="Times New Roman" w:eastAsia="Times New Roman" w:hAnsi="Times New Roman"/>
@@ -8824,7 +8939,7 @@
               <w:vertAlign w:val="baseline"/>
             </w:rPr>
           </w:pPr>
-          <w:hyperlink w:anchor="_e6ejkil5m4zj">
+          <w:hyperlink w:anchor="_2bv4yrdr73f5">
             <w:r>
               <w:rPr>
                 <w:rFonts w:ascii="Times New Roman" w:cs="Times New Roman" w:eastAsia="Times New Roman" w:hAnsi="Times New Roman"/>
@@ -8845,7 +8960,7 @@
               <w:t xml:space="preserve">SWOT-analízis</w:t>
             </w:r>
           </w:hyperlink>
-          <w:hyperlink w:anchor="_e6ejkil5m4zj">
+          <w:hyperlink w:anchor="_2bv4yrdr73f5">
             <w:r>
               <w:rPr>
                 <w:rFonts w:ascii="Times New Roman" w:cs="Times New Roman" w:eastAsia="Times New Roman" w:hAnsi="Times New Roman"/>
@@ -8909,7 +9024,7 @@
               <w:vertAlign w:val="baseline"/>
             </w:rPr>
           </w:pPr>
-          <w:hyperlink w:anchor="_bdrws093gag2">
+          <w:hyperlink w:anchor="_8i94x933s554">
             <w:r>
               <w:rPr>
                 <w:rFonts w:ascii="Times New Roman" w:cs="Times New Roman" w:eastAsia="Times New Roman" w:hAnsi="Times New Roman"/>
@@ -8930,7 +9045,7 @@
               <w:t xml:space="preserve">Erősségek (Strengths):</w:t>
             </w:r>
           </w:hyperlink>
-          <w:hyperlink w:anchor="_bdrws093gag2">
+          <w:hyperlink w:anchor="_8i94x933s554">
             <w:r>
               <w:rPr>
                 <w:rFonts w:ascii="Times New Roman" w:cs="Times New Roman" w:eastAsia="Times New Roman" w:hAnsi="Times New Roman"/>
@@ -8994,7 +9109,7 @@
               <w:vertAlign w:val="baseline"/>
             </w:rPr>
           </w:pPr>
-          <w:hyperlink w:anchor="_1ovdkm7gynnd">
+          <w:hyperlink w:anchor="_yopk55b99hgy">
             <w:r>
               <w:rPr>
                 <w:rFonts w:ascii="Times New Roman" w:cs="Times New Roman" w:eastAsia="Times New Roman" w:hAnsi="Times New Roman"/>
@@ -9015,7 +9130,7 @@
               <w:t xml:space="preserve">Gyengeségek (Weaknesses):</w:t>
             </w:r>
           </w:hyperlink>
-          <w:hyperlink w:anchor="_1ovdkm7gynnd">
+          <w:hyperlink w:anchor="_yopk55b99hgy">
             <w:r>
               <w:rPr>
                 <w:rFonts w:ascii="Times New Roman" w:cs="Times New Roman" w:eastAsia="Times New Roman" w:hAnsi="Times New Roman"/>
@@ -9079,7 +9194,7 @@
               <w:vertAlign w:val="baseline"/>
             </w:rPr>
           </w:pPr>
-          <w:hyperlink w:anchor="_xk68yp5rzmjb">
+          <w:hyperlink w:anchor="_xrv9ddx0k2u5">
             <w:r>
               <w:rPr>
                 <w:rFonts w:ascii="Times New Roman" w:cs="Times New Roman" w:eastAsia="Times New Roman" w:hAnsi="Times New Roman"/>
@@ -9100,7 +9215,7 @@
               <w:t xml:space="preserve">Lehetőségek (Opportunities)</w:t>
             </w:r>
           </w:hyperlink>
-          <w:hyperlink w:anchor="_xk68yp5rzmjb">
+          <w:hyperlink w:anchor="_xrv9ddx0k2u5">
             <w:r>
               <w:rPr>
                 <w:rFonts w:ascii="Times New Roman" w:cs="Times New Roman" w:eastAsia="Times New Roman" w:hAnsi="Times New Roman"/>
@@ -9164,7 +9279,7 @@
               <w:vertAlign w:val="baseline"/>
             </w:rPr>
           </w:pPr>
-          <w:hyperlink w:anchor="_hcmyhi63wyvk">
+          <w:hyperlink w:anchor="_qj1jsqutkhln">
             <w:r>
               <w:rPr>
                 <w:rFonts w:ascii="Times New Roman" w:cs="Times New Roman" w:eastAsia="Times New Roman" w:hAnsi="Times New Roman"/>
@@ -9185,7 +9300,7 @@
               <w:t xml:space="preserve">Veszélyek (Threats):</w:t>
             </w:r>
           </w:hyperlink>
-          <w:hyperlink w:anchor="_hcmyhi63wyvk">
+          <w:hyperlink w:anchor="_qj1jsqutkhln">
             <w:r>
               <w:rPr>
                 <w:rFonts w:ascii="Times New Roman" w:cs="Times New Roman" w:eastAsia="Times New Roman" w:hAnsi="Times New Roman"/>
@@ -9249,7 +9364,7 @@
               <w:vertAlign w:val="baseline"/>
             </w:rPr>
           </w:pPr>
-          <w:hyperlink w:anchor="_x17fmsqgfskj">
+          <w:hyperlink w:anchor="_4vdr2qpx6cmf">
             <w:r>
               <w:rPr>
                 <w:rFonts w:ascii="Times New Roman" w:cs="Times New Roman" w:eastAsia="Times New Roman" w:hAnsi="Times New Roman"/>
@@ -9270,7 +9385,7 @@
               <w:t xml:space="preserve">A rendszer tesztelésének statisztikai eredményei</w:t>
             </w:r>
           </w:hyperlink>
-          <w:hyperlink w:anchor="_x17fmsqgfskj">
+          <w:hyperlink w:anchor="_4vdr2qpx6cmf">
             <w:r>
               <w:rPr>
                 <w:rFonts w:ascii="Times New Roman" w:cs="Times New Roman" w:eastAsia="Times New Roman" w:hAnsi="Times New Roman"/>
@@ -9334,7 +9449,7 @@
               <w:vertAlign w:val="baseline"/>
             </w:rPr>
           </w:pPr>
-          <w:hyperlink w:anchor="_rif9mrgo039d">
+          <w:hyperlink w:anchor="_qmhcwi3xg56e">
             <w:r>
               <w:rPr>
                 <w:rFonts w:ascii="Times New Roman" w:cs="Times New Roman" w:eastAsia="Times New Roman" w:hAnsi="Times New Roman"/>
@@ -9355,7 +9470,7 @@
               <w:t xml:space="preserve">Köszönetnyilvánítás</w:t>
             </w:r>
           </w:hyperlink>
-          <w:hyperlink w:anchor="_rif9mrgo039d">
+          <w:hyperlink w:anchor="_qmhcwi3xg56e">
             <w:r>
               <w:rPr>
                 <w:rFonts w:ascii="Times New Roman" w:cs="Times New Roman" w:eastAsia="Times New Roman" w:hAnsi="Times New Roman"/>
@@ -9419,7 +9534,7 @@
               <w:vertAlign w:val="baseline"/>
             </w:rPr>
           </w:pPr>
-          <w:hyperlink w:anchor="_jv6wmhfqsk3i">
+          <w:hyperlink w:anchor="_dyjjw3zc0sv0">
             <w:r>
               <w:rPr>
                 <w:rFonts w:ascii="Times New Roman" w:cs="Times New Roman" w:eastAsia="Times New Roman" w:hAnsi="Times New Roman"/>
@@ -9440,7 +9555,7 @@
               <w:t xml:space="preserve">Irodalomjegyzék</w:t>
             </w:r>
           </w:hyperlink>
-          <w:hyperlink w:anchor="_jv6wmhfqsk3i">
+          <w:hyperlink w:anchor="_dyjjw3zc0sv0">
             <w:r>
               <w:rPr>
                 <w:rFonts w:ascii="Times New Roman" w:cs="Times New Roman" w:eastAsia="Times New Roman" w:hAnsi="Times New Roman"/>
@@ -9504,7 +9619,7 @@
               <w:vertAlign w:val="baseline"/>
             </w:rPr>
           </w:pPr>
-          <w:hyperlink w:anchor="_1n7jb9i33553">
+          <w:hyperlink w:anchor="_1n698sljcmmv">
             <w:r>
               <w:rPr>
                 <w:rFonts w:ascii="Times New Roman" w:cs="Times New Roman" w:eastAsia="Times New Roman" w:hAnsi="Times New Roman"/>
@@ -9525,7 +9640,7 @@
               <w:t xml:space="preserve">Ábrajegyzék</w:t>
             </w:r>
           </w:hyperlink>
-          <w:hyperlink w:anchor="_1n7jb9i33553">
+          <w:hyperlink w:anchor="_1n698sljcmmv">
             <w:r>
               <w:rPr>
                 <w:rFonts w:ascii="Times New Roman" w:cs="Times New Roman" w:eastAsia="Times New Roman" w:hAnsi="Times New Roman"/>
@@ -9577,146 +9692,16 @@
           <w:sz w:val="28"/>
           <w:szCs w:val="28"/>
         </w:rPr>
-      </w:pPr>
-      <w:bookmarkStart w:colFirst="0" w:colLast="0" w:name="_9qdeqeduofhb" w:id="0"/>
-      <w:bookmarkEnd w:id="0"/>
-      <w:r>
-        <w:br w:type="page"/>
-      </w:r>
-      <w:r>
-        <w:rPr>
-          <w:rtl w:val="0"/>
-        </w:rPr>
-      </w:r>
-    </w:p>
-    <w:p>
-      <w:pPr>
-        <w:jc w:val="center"/>
-        <w:rPr>
-          <w:sz w:val="40"/>
-          <w:szCs w:val="40"/>
-        </w:rPr>
-      </w:pPr>
-      <w:r>
-        <w:rPr>
-          <w:sz w:val="40"/>
-          <w:szCs w:val="40"/>
-        </w:rPr>
-        <w:drawing>
-          <wp:inline distB="114300" distT="114300" distL="114300" distR="114300">
-            <wp:extent cx="5579435" cy="7683500"/>
-            <wp:effectExtent b="0" l="0" r="0" t="0"/>
-            <wp:docPr id="15" name="image15.jpg"/>
-            <a:graphic>
-              <a:graphicData uri="http://schemas.openxmlformats.org/drawingml/2006/picture">
-                <pic:pic>
-                  <pic:nvPicPr>
-                    <pic:cNvPr id="0" name="image15.jpg"/>
-                    <pic:cNvPicPr preferRelativeResize="0"/>
-                  </pic:nvPicPr>
-                  <pic:blipFill>
-                    <a:blip r:embed="rId6"/>
-                    <a:srcRect b="-12401" l="0" r="0" t="0"/>
-                    <a:stretch>
-                      <a:fillRect/>
-                    </a:stretch>
-                  </pic:blipFill>
-                  <pic:spPr>
-                    <a:xfrm>
-                      <a:off x="0" y="0"/>
-                      <a:ext cx="5579435" cy="7683500"/>
-                    </a:xfrm>
-                    <a:prstGeom prst="rect"/>
-                    <a:ln/>
-                  </pic:spPr>
-                </pic:pic>
-              </a:graphicData>
-            </a:graphic>
-          </wp:inline>
-        </w:drawing>
-      </w:r>
-      <w:r>
-        <w:rPr>
-          <w:rtl w:val="0"/>
-        </w:rPr>
-      </w:r>
-    </w:p>
-    <w:p>
-      <w:pPr>
-        <w:rPr>
-          <w:sz w:val="40"/>
-          <w:szCs w:val="40"/>
-        </w:rPr>
-      </w:pPr>
-      <w:r>
-        <w:br w:type="page"/>
-      </w:r>
-      <w:r>
-        <w:rPr>
-          <w:rtl w:val="0"/>
-        </w:rPr>
-      </w:r>
-    </w:p>
-    <w:p>
-      <w:pPr>
-        <w:jc w:val="center"/>
-        <w:rPr>
-          <w:sz w:val="40"/>
-          <w:szCs w:val="40"/>
-        </w:rPr>
-      </w:pPr>
-      <w:r>
-        <w:rPr>
-          <w:rtl w:val="0"/>
-        </w:rPr>
-      </w:r>
-    </w:p>
-    <w:p>
-      <w:pPr>
-        <w:rPr/>
         <w:sectPr>
           <w:pgSz w:h="16834" w:w="11909" w:orient="portrait"/>
           <w:pgMar w:bottom="1418" w:top="1418" w:left="1701" w:right="1418" w:header="720" w:footer="720"/>
           <w:pgNumType w:start="1"/>
         </w:sectPr>
       </w:pPr>
-      <w:r>
-        <w:rPr>
-          <w:sz w:val="40"/>
-          <w:szCs w:val="40"/>
-        </w:rPr>
-        <w:drawing>
-          <wp:inline distB="114300" distT="114300" distL="114300" distR="114300">
-            <wp:extent cx="5579435" cy="7683500"/>
-            <wp:effectExtent b="0" l="0" r="0" t="0"/>
-            <wp:docPr id="5" name="image13.jpg"/>
-            <a:graphic>
-              <a:graphicData uri="http://schemas.openxmlformats.org/drawingml/2006/picture">
-                <pic:pic>
-                  <pic:nvPicPr>
-                    <pic:cNvPr id="0" name="image13.jpg"/>
-                    <pic:cNvPicPr preferRelativeResize="0"/>
-                  </pic:nvPicPr>
-                  <pic:blipFill>
-                    <a:blip r:embed="rId7"/>
-                    <a:srcRect b="0" l="0" r="0" t="0"/>
-                    <a:stretch>
-                      <a:fillRect/>
-                    </a:stretch>
-                  </pic:blipFill>
-                  <pic:spPr>
-                    <a:xfrm>
-                      <a:off x="0" y="0"/>
-                      <a:ext cx="5579435" cy="7683500"/>
-                    </a:xfrm>
-                    <a:prstGeom prst="rect"/>
-                    <a:ln/>
-                  </pic:spPr>
-                </pic:pic>
-              </a:graphicData>
-            </a:graphic>
-          </wp:inline>
-        </w:drawing>
+      <w:bookmarkStart w:colFirst="0" w:colLast="0" w:name="_tszfozbrcsnc" w:id="0"/>
+      <w:bookmarkEnd w:id="0"/>
+      <w:r>
+        <w:br w:type="page"/>
       </w:r>
       <w:r>
         <w:rPr>
@@ -9736,7 +9721,7 @@
           <w:szCs w:val="32"/>
         </w:rPr>
       </w:pPr>
-      <w:bookmarkStart w:colFirst="0" w:colLast="0" w:name="_nyfh2nfzqnx" w:id="1"/>
+      <w:bookmarkStart w:colFirst="0" w:colLast="0" w:name="_9v9d7awb5wz4" w:id="1"/>
       <w:bookmarkEnd w:id="1"/>
       <w:r>
         <w:rPr>
@@ -9863,7 +9848,7 @@
           <w:bCs w:val="1"/>
         </w:rPr>
       </w:pPr>
-      <w:bookmarkStart w:colFirst="0" w:colLast="0" w:name="_lqkxu2p6j9da" w:id="2"/>
+      <w:bookmarkStart w:colFirst="0" w:colLast="0" w:name="_4m6oo354gc2g" w:id="2"/>
       <w:bookmarkEnd w:id="2"/>
       <w:r>
         <w:rPr>
@@ -10077,7 +10062,7 @@
           <w:bCs w:val="1"/>
         </w:rPr>
       </w:pPr>
-      <w:bookmarkStart w:colFirst="0" w:colLast="0" w:name="_1k3j9bfofxim" w:id="3"/>
+      <w:bookmarkStart w:colFirst="0" w:colLast="0" w:name="_28kemzjvgips" w:id="3"/>
       <w:bookmarkEnd w:id="3"/>
       <w:r>
         <w:rPr>
@@ -10180,7 +10165,7 @@
           <w:bCs w:val="1"/>
         </w:rPr>
       </w:pPr>
-      <w:bookmarkStart w:colFirst="0" w:colLast="0" w:name="_cb21746dgale" w:id="4"/>
+      <w:bookmarkStart w:colFirst="0" w:colLast="0" w:name="_x65vpbwv9b8y" w:id="4"/>
       <w:bookmarkEnd w:id="4"/>
       <w:r>
         <w:rPr>
@@ -10260,12 +10245,12 @@
             <wp:extent cx="6553421" cy="3131185"/>
             <wp:effectExtent b="0" l="0" r="0" t="0"/>
             <wp:wrapSquare wrapText="bothSides" distB="0" distT="0" distL="114300" distR="114300"/>
-            <wp:docPr id="7" name="image5.png"/>
+            <wp:docPr id="7" name="image3.png"/>
             <a:graphic>
               <a:graphicData uri="http://schemas.openxmlformats.org/drawingml/2006/picture">
                 <pic:pic>
                   <pic:nvPicPr>
-                    <pic:cNvPr id="0" name="image5.png"/>
+                    <pic:cNvPr id="0" name="image3.png"/>
                     <pic:cNvPicPr preferRelativeResize="0"/>
                   </pic:nvPicPr>
                   <pic:blipFill>
@@ -10372,12 +10357,12 @@
                 <wp:extent cx="6553200" cy="12700"/>
                 <wp:effectExtent b="0" l="0" r="0" t="0"/>
                 <wp:wrapSquare wrapText="bothSides" distB="0" distT="0" distL="114300" distR="114300"/>
-                <wp:docPr id="2" name="image11.png"/>
+                <wp:docPr id="2" name="image12.png"/>
                 <a:graphic>
                   <a:graphicData uri="http://schemas.openxmlformats.org/drawingml/2006/picture">
                     <pic:pic>
                       <pic:nvPicPr>
-                        <pic:cNvPr id="0" name="image11.png"/>
+                        <pic:cNvPr id="0" name="image12.png"/>
                         <pic:cNvPicPr preferRelativeResize="0"/>
                       </pic:nvPicPr>
                       <pic:blipFill>
@@ -10461,12 +10446,12 @@
           <wp:inline distB="0" distT="0" distL="0" distR="0">
             <wp:extent cx="5553850" cy="2953162"/>
             <wp:effectExtent b="0" l="0" r="0" t="0"/>
-            <wp:docPr id="9" name="image8.png"/>
+            <wp:docPr id="10" name="image7.png"/>
             <a:graphic>
               <a:graphicData uri="http://schemas.openxmlformats.org/drawingml/2006/picture">
                 <pic:pic>
                   <pic:nvPicPr>
-                    <pic:cNvPr id="0" name="image8.png"/>
+                    <pic:cNvPr id="0" name="image7.png"/>
                     <pic:cNvPicPr preferRelativeResize="0"/>
                   </pic:nvPicPr>
                   <pic:blipFill>
@@ -10529,7 +10514,7 @@
           <w:vertAlign w:val="baseline"/>
         </w:rPr>
       </w:pPr>
-      <w:bookmarkStart w:colFirst="0" w:colLast="0" w:name="_ay8vpwr7imrd" w:id="5"/>
+      <w:bookmarkStart w:colFirst="0" w:colLast="0" w:name="_flmdtxvfrso" w:id="5"/>
       <w:bookmarkEnd w:id="5"/>
       <w:r>
         <w:rPr>
@@ -10593,12 +10578,12 @@
           <wp:inline distB="0" distT="0" distL="0" distR="0">
             <wp:extent cx="3632640" cy="3490316"/>
             <wp:effectExtent b="0" l="0" r="0" t="0"/>
-            <wp:docPr id="8" name="image9.png"/>
+            <wp:docPr id="9" name="image6.png"/>
             <a:graphic>
               <a:graphicData uri="http://schemas.openxmlformats.org/drawingml/2006/picture">
                 <pic:pic>
                   <pic:nvPicPr>
-                    <pic:cNvPr id="0" name="image9.png"/>
+                    <pic:cNvPr id="0" name="image6.png"/>
                     <pic:cNvPicPr preferRelativeResize="0"/>
                   </pic:nvPicPr>
                   <pic:blipFill>
@@ -10661,7 +10646,7 @@
           <w:vertAlign w:val="baseline"/>
         </w:rPr>
       </w:pPr>
-      <w:bookmarkStart w:colFirst="0" w:colLast="0" w:name="_llh95n6rtv4s" w:id="6"/>
+      <w:bookmarkStart w:colFirst="0" w:colLast="0" w:name="_5vy7men6wh3s" w:id="6"/>
       <w:bookmarkEnd w:id="6"/>
       <w:r>
         <w:rPr>
@@ -10705,12 +10690,12 @@
           <wp:inline distB="0" distT="0" distL="0" distR="0">
             <wp:extent cx="3627755" cy="3067050"/>
             <wp:effectExtent b="0" l="0" r="0" t="0"/>
-            <wp:docPr id="11" name="image14.png"/>
+            <wp:docPr id="12" name="image2.png"/>
             <a:graphic>
               <a:graphicData uri="http://schemas.openxmlformats.org/drawingml/2006/picture">
                 <pic:pic>
                   <pic:nvPicPr>
-                    <pic:cNvPr id="0" name="image14.png"/>
+                    <pic:cNvPr id="0" name="image2.png"/>
                     <pic:cNvPicPr preferRelativeResize="0"/>
                   </pic:nvPicPr>
                   <pic:blipFill>
@@ -10773,7 +10758,7 @@
           <w:vertAlign w:val="baseline"/>
         </w:rPr>
       </w:pPr>
-      <w:bookmarkStart w:colFirst="0" w:colLast="0" w:name="_o48k4xdl4zrp" w:id="7"/>
+      <w:bookmarkStart w:colFirst="0" w:colLast="0" w:name="_h636arxn1s0u" w:id="7"/>
       <w:bookmarkEnd w:id="7"/>
       <w:r>
         <w:rPr>
@@ -10837,12 +10822,12 @@
           <wp:inline distB="0" distT="0" distL="0" distR="0">
             <wp:extent cx="3799412" cy="2174362"/>
             <wp:effectExtent b="0" l="0" r="0" t="0"/>
-            <wp:docPr id="10" name="image2.png"/>
+            <wp:docPr id="11" name="image5.png"/>
             <a:graphic>
               <a:graphicData uri="http://schemas.openxmlformats.org/drawingml/2006/picture">
                 <pic:pic>
                   <pic:nvPicPr>
-                    <pic:cNvPr id="0" name="image2.png"/>
+                    <pic:cNvPr id="0" name="image5.png"/>
                     <pic:cNvPicPr preferRelativeResize="0"/>
                   </pic:nvPicPr>
                   <pic:blipFill>
@@ -10905,7 +10890,7 @@
           <w:vertAlign w:val="baseline"/>
         </w:rPr>
       </w:pPr>
-      <w:bookmarkStart w:colFirst="0" w:colLast="0" w:name="_ym53ekfwvx6p" w:id="8"/>
+      <w:bookmarkStart w:colFirst="0" w:colLast="0" w:name="_oc14op3th8fe" w:id="8"/>
       <w:bookmarkEnd w:id="8"/>
       <w:r>
         <w:rPr>
@@ -10949,12 +10934,12 @@
           <wp:inline distB="0" distT="0" distL="0" distR="0">
             <wp:extent cx="3531823" cy="4490356"/>
             <wp:effectExtent b="0" l="0" r="0" t="0"/>
-            <wp:docPr id="12" name="image7.png"/>
+            <wp:docPr id="13" name="image4.png"/>
             <a:graphic>
               <a:graphicData uri="http://schemas.openxmlformats.org/drawingml/2006/picture">
                 <pic:pic>
                   <pic:nvPicPr>
-                    <pic:cNvPr id="0" name="image7.png"/>
+                    <pic:cNvPr id="0" name="image4.png"/>
                     <pic:cNvPicPr preferRelativeResize="0"/>
                   </pic:nvPicPr>
                   <pic:blipFill>
@@ -11017,7 +11002,7 @@
           <w:vertAlign w:val="baseline"/>
         </w:rPr>
       </w:pPr>
-      <w:bookmarkStart w:colFirst="0" w:colLast="0" w:name="_6wqr2hr0xs0c" w:id="9"/>
+      <w:bookmarkStart w:colFirst="0" w:colLast="0" w:name="_7dr1rwy3sqw7" w:id="9"/>
       <w:bookmarkEnd w:id="9"/>
       <w:r>
         <w:rPr>
@@ -11092,12 +11077,12 @@
             <wp:extent cx="3101643" cy="4391239"/>
             <wp:effectExtent b="0" l="0" r="0" t="0"/>
             <wp:wrapTopAndBottom distB="0" distT="0"/>
-            <wp:docPr id="4" name="image6.png"/>
+            <wp:docPr id="4" name="image1.png"/>
             <a:graphic>
               <a:graphicData uri="http://schemas.openxmlformats.org/drawingml/2006/picture">
                 <pic:pic>
                   <pic:nvPicPr>
-                    <pic:cNvPr id="0" name="image6.png"/>
+                    <pic:cNvPr id="0" name="image1.png"/>
                     <pic:cNvPicPr preferRelativeResize="0"/>
                   </pic:nvPicPr>
                   <pic:blipFill>
@@ -11204,12 +11189,12 @@
                 <wp:extent cx="3101340" cy="12700"/>
                 <wp:effectExtent b="0" l="0" r="0" t="0"/>
                 <wp:wrapTopAndBottom distB="0" distT="0"/>
-                <wp:docPr id="1" name="image10.png"/>
+                <wp:docPr id="1" name="image11.png"/>
                 <a:graphic>
                   <a:graphicData uri="http://schemas.openxmlformats.org/drawingml/2006/picture">
                     <pic:pic>
                       <pic:nvPicPr>
-                        <pic:cNvPr id="0" name="image10.png"/>
+                        <pic:cNvPr id="0" name="image11.png"/>
                         <pic:cNvPicPr preferRelativeResize="0"/>
                       </pic:nvPicPr>
                       <pic:blipFill>
@@ -11304,12 +11289,12 @@
             <wp:extent cx="6967256" cy="2466975"/>
             <wp:effectExtent b="0" l="0" r="0" t="0"/>
             <wp:wrapSquare wrapText="bothSides" distB="0" distT="0" distL="114300" distR="114300"/>
-            <wp:docPr id="6" name="image3.png"/>
+            <wp:docPr id="6" name="image8.png"/>
             <a:graphic>
               <a:graphicData uri="http://schemas.openxmlformats.org/drawingml/2006/picture">
                 <pic:pic>
                   <pic:nvPicPr>
-                    <pic:cNvPr id="0" name="image3.png"/>
+                    <pic:cNvPr id="0" name="image8.png"/>
                     <pic:cNvPicPr preferRelativeResize="0"/>
                   </pic:nvPicPr>
                   <pic:blipFill>
@@ -11416,12 +11401,12 @@
                 <wp:extent cx="6967220" cy="12700"/>
                 <wp:effectExtent b="0" l="0" r="0" t="0"/>
                 <wp:wrapSquare wrapText="bothSides" distB="0" distT="0" distL="114300" distR="114300"/>
-                <wp:docPr id="3" name="image12.png"/>
+                <wp:docPr id="3" name="image13.png"/>
                 <a:graphic>
                   <a:graphicData uri="http://schemas.openxmlformats.org/drawingml/2006/picture">
                     <pic:pic>
                       <pic:nvPicPr>
-                        <pic:cNvPr id="0" name="image12.png"/>
+                        <pic:cNvPr id="0" name="image13.png"/>
                         <pic:cNvPicPr preferRelativeResize="0"/>
                       </pic:nvPicPr>
                       <pic:blipFill>
@@ -11498,7 +11483,7 @@
           <w:bCs w:val="1"/>
         </w:rPr>
       </w:pPr>
-      <w:bookmarkStart w:colFirst="0" w:colLast="0" w:name="_a3n0rra904z" w:id="10"/>
+      <w:bookmarkStart w:colFirst="0" w:colLast="0" w:name="_yuimjoat235g" w:id="10"/>
       <w:bookmarkEnd w:id="10"/>
       <w:r>
         <w:rPr>
@@ -11520,7 +11505,7 @@
           <w:bCs w:val="1"/>
         </w:rPr>
       </w:pPr>
-      <w:bookmarkStart w:colFirst="0" w:colLast="0" w:name="_1qrd0ebf6y7b" w:id="11"/>
+      <w:bookmarkStart w:colFirst="0" w:colLast="0" w:name="_an5cczvm9dfe" w:id="11"/>
       <w:bookmarkEnd w:id="11"/>
       <w:r>
         <w:rPr>
@@ -11542,7 +11527,7 @@
           <w:color w:val="000000"/>
         </w:rPr>
       </w:pPr>
-      <w:bookmarkStart w:colFirst="0" w:colLast="0" w:name="_dhp7p8scdgjh" w:id="12"/>
+      <w:bookmarkStart w:colFirst="0" w:colLast="0" w:name="_oy1cdmjgxe8e" w:id="12"/>
       <w:bookmarkEnd w:id="12"/>
       <w:r>
         <w:rPr>
@@ -11814,7 +11799,7 @@
           <w:bCs w:val="1"/>
         </w:rPr>
       </w:pPr>
-      <w:bookmarkStart w:colFirst="0" w:colLast="0" w:name="_fqqtt2x1jrhp" w:id="13"/>
+      <w:bookmarkStart w:colFirst="0" w:colLast="0" w:name="_av8ry5lqr24d" w:id="13"/>
       <w:bookmarkEnd w:id="13"/>
       <w:r>
         <w:rPr>
@@ -11835,7 +11820,7 @@
           <w:bCs w:val="1"/>
         </w:rPr>
       </w:pPr>
-      <w:bookmarkStart w:colFirst="0" w:colLast="0" w:name="_laf8utobugzi" w:id="14"/>
+      <w:bookmarkStart w:colFirst="0" w:colLast="0" w:name="_qusivvggwk1m" w:id="14"/>
       <w:bookmarkEnd w:id="14"/>
       <w:r>
         <w:rPr>
@@ -12097,7 +12082,7 @@
           <w:szCs w:val="24"/>
         </w:rPr>
       </w:pPr>
-      <w:bookmarkStart w:colFirst="0" w:colLast="0" w:name="_9uzhrxoua03q" w:id="15"/>
+      <w:bookmarkStart w:colFirst="0" w:colLast="0" w:name="_ch5prblmw8cv" w:id="15"/>
       <w:bookmarkEnd w:id="15"/>
       <w:r>
         <w:rPr>
@@ -12118,7 +12103,7 @@
           <w:bCs w:val="1"/>
         </w:rPr>
       </w:pPr>
-      <w:bookmarkStart w:colFirst="0" w:colLast="0" w:name="_bge8mzeu4of3" w:id="16"/>
+      <w:bookmarkStart w:colFirst="0" w:colLast="0" w:name="_4cnggd3gj5ca" w:id="16"/>
       <w:bookmarkEnd w:id="16"/>
       <w:r>
         <w:rPr>
@@ -12316,7 +12301,7 @@
           <w:bCs w:val="1"/>
         </w:rPr>
       </w:pPr>
-      <w:bookmarkStart w:colFirst="0" w:colLast="0" w:name="_b3owrajiqu1w" w:id="17"/>
+      <w:bookmarkStart w:colFirst="0" w:colLast="0" w:name="_em6lt3foc4sl" w:id="17"/>
       <w:bookmarkEnd w:id="17"/>
       <w:r>
         <w:rPr>
@@ -12460,7 +12445,7 @@
           <w:szCs w:val="24"/>
         </w:rPr>
       </w:pPr>
-      <w:bookmarkStart w:colFirst="0" w:colLast="0" w:name="_3wnoc4z05f3p" w:id="18"/>
+      <w:bookmarkStart w:colFirst="0" w:colLast="0" w:name="_87upkmpezxsu" w:id="18"/>
       <w:bookmarkEnd w:id="18"/>
       <w:r>
         <w:rPr>
@@ -12669,7 +12654,7 @@
           <w:color w:val="000000"/>
         </w:rPr>
       </w:pPr>
-      <w:bookmarkStart w:colFirst="0" w:colLast="0" w:name="_4geejxxdxoee" w:id="19"/>
+      <w:bookmarkStart w:colFirst="0" w:colLast="0" w:name="_vlim1sashach" w:id="19"/>
       <w:bookmarkEnd w:id="19"/>
       <w:r>
         <w:rPr>
@@ -12712,7 +12697,7 @@
           <w:bCs w:val="1"/>
         </w:rPr>
       </w:pPr>
-      <w:bookmarkStart w:colFirst="0" w:colLast="0" w:name="_a19h72aj2vsp" w:id="20"/>
+      <w:bookmarkStart w:colFirst="0" w:colLast="0" w:name="_q84g4qao6u59" w:id="20"/>
       <w:bookmarkEnd w:id="20"/>
       <w:r>
         <w:br w:type="page"/>
@@ -12736,7 +12721,7 @@
           <w:bCs w:val="1"/>
         </w:rPr>
       </w:pPr>
-      <w:bookmarkStart w:colFirst="0" w:colLast="0" w:name="_b01u77fz15i1" w:id="21"/>
+      <w:bookmarkStart w:colFirst="0" w:colLast="0" w:name="_q799i05u3ku3" w:id="21"/>
       <w:bookmarkEnd w:id="21"/>
       <w:r>
         <w:rPr>
@@ -12998,7 +12983,7 @@
           <w:szCs w:val="24"/>
         </w:rPr>
       </w:pPr>
-      <w:bookmarkStart w:colFirst="0" w:colLast="0" w:name="_7n9k03ib22b1" w:id="22"/>
+      <w:bookmarkStart w:colFirst="0" w:colLast="0" w:name="_sfl45oz2qgvv" w:id="22"/>
       <w:bookmarkEnd w:id="22"/>
       <w:r>
         <w:rPr>
@@ -13019,7 +13004,7 @@
           <w:bCs w:val="1"/>
         </w:rPr>
       </w:pPr>
-      <w:bookmarkStart w:colFirst="0" w:colLast="0" w:name="_vcwvxlq70g68" w:id="23"/>
+      <w:bookmarkStart w:colFirst="0" w:colLast="0" w:name="_n74iwhq1ytgk" w:id="23"/>
       <w:bookmarkEnd w:id="23"/>
       <w:r>
         <w:rPr>
@@ -13081,7 +13066,7 @@
           <w:color w:val="000000"/>
         </w:rPr>
       </w:pPr>
-      <w:bookmarkStart w:colFirst="0" w:colLast="0" w:name="_g1ul81uh5w2" w:id="24"/>
+      <w:bookmarkStart w:colFirst="0" w:colLast="0" w:name="_hs5qaejq0q1y" w:id="24"/>
       <w:bookmarkEnd w:id="24"/>
       <w:r>
         <w:rPr>
@@ -13161,7 +13146,7 @@
           <w:bCs w:val="1"/>
         </w:rPr>
       </w:pPr>
-      <w:bookmarkStart w:colFirst="0" w:colLast="0" w:name="_s7obpcg737w4" w:id="25"/>
+      <w:bookmarkStart w:colFirst="0" w:colLast="0" w:name="_xejxzcmtqaif" w:id="25"/>
       <w:bookmarkEnd w:id="25"/>
       <w:r>
         <w:rPr>
@@ -13273,7 +13258,7 @@
           <w:color w:val="000000"/>
         </w:rPr>
       </w:pPr>
-      <w:bookmarkStart w:colFirst="0" w:colLast="0" w:name="_b3u5gepq0e1" w:id="26"/>
+      <w:bookmarkStart w:colFirst="0" w:colLast="0" w:name="_vxv19wbe81oj" w:id="26"/>
       <w:bookmarkEnd w:id="26"/>
       <w:r>
         <w:rPr>
@@ -13335,7 +13320,7 @@
           <w:bCs w:val="1"/>
         </w:rPr>
       </w:pPr>
-      <w:bookmarkStart w:colFirst="0" w:colLast="0" w:name="_qz4gpkfk944g" w:id="27"/>
+      <w:bookmarkStart w:colFirst="0" w:colLast="0" w:name="_gup0nibfcjrt" w:id="27"/>
       <w:bookmarkEnd w:id="27"/>
       <w:r>
         <w:rPr>
@@ -13377,7 +13362,7 @@
           <w:szCs w:val="24"/>
         </w:rPr>
       </w:pPr>
-      <w:bookmarkStart w:colFirst="0" w:colLast="0" w:name="_xsubvo6nr8en" w:id="28"/>
+      <w:bookmarkStart w:colFirst="0" w:colLast="0" w:name="_aqzzieeoaqrj" w:id="28"/>
       <w:bookmarkEnd w:id="28"/>
       <w:r>
         <w:rPr>
@@ -13417,7 +13402,7 @@
           <w:bCs w:val="1"/>
         </w:rPr>
       </w:pPr>
-      <w:bookmarkStart w:colFirst="0" w:colLast="0" w:name="_doc2rbg1pf80" w:id="29"/>
+      <w:bookmarkStart w:colFirst="0" w:colLast="0" w:name="_tbld5b3dykbl" w:id="29"/>
       <w:bookmarkEnd w:id="29"/>
       <w:r>
         <w:rPr>
@@ -13438,7 +13423,7 @@
           <w:bCs w:val="1"/>
         </w:rPr>
       </w:pPr>
-      <w:bookmarkStart w:colFirst="0" w:colLast="0" w:name="_1kgmih1avb2y" w:id="30"/>
+      <w:bookmarkStart w:colFirst="0" w:colLast="0" w:name="_psr51qa12p6a" w:id="30"/>
       <w:bookmarkEnd w:id="30"/>
       <w:r>
         <w:rPr>
@@ -13500,7 +13485,7 @@
           <w:color w:val="000000"/>
         </w:rPr>
       </w:pPr>
-      <w:bookmarkStart w:colFirst="0" w:colLast="0" w:name="_ooh6sbn9b30w" w:id="31"/>
+      <w:bookmarkStart w:colFirst="0" w:colLast="0" w:name="_naibmg0hr8e" w:id="31"/>
       <w:bookmarkEnd w:id="31"/>
       <w:r>
         <w:rPr>
@@ -13731,7 +13716,7 @@
           <w:szCs w:val="24"/>
         </w:rPr>
       </w:pPr>
-      <w:bookmarkStart w:colFirst="0" w:colLast="0" w:name="_8h03kb6s0u7z" w:id="32"/>
+      <w:bookmarkStart w:colFirst="0" w:colLast="0" w:name="_7fbh28pxxums" w:id="32"/>
       <w:bookmarkEnd w:id="32"/>
       <w:r>
         <w:rPr>
@@ -13754,7 +13739,7 @@
           <w:szCs w:val="24"/>
         </w:rPr>
       </w:pPr>
-      <w:bookmarkStart w:colFirst="0" w:colLast="0" w:name="_pjyregh9ldgw" w:id="33"/>
+      <w:bookmarkStart w:colFirst="0" w:colLast="0" w:name="_kivg87y5dsxi" w:id="33"/>
       <w:bookmarkEnd w:id="33"/>
       <w:r>
         <w:rPr>
@@ -13960,7 +13945,7 @@
           <w:bCs w:val="1"/>
         </w:rPr>
       </w:pPr>
-      <w:bookmarkStart w:colFirst="0" w:colLast="0" w:name="_b7y6nw8wuwmf" w:id="34"/>
+      <w:bookmarkStart w:colFirst="0" w:colLast="0" w:name="_ko20zlz1a2mf" w:id="34"/>
       <w:bookmarkEnd w:id="34"/>
       <w:r>
         <w:rPr>
@@ -14019,7 +14004,7 @@
           <w:bCs w:val="1"/>
         </w:rPr>
       </w:pPr>
-      <w:bookmarkStart w:colFirst="0" w:colLast="0" w:name="_rae5vtrlrfvj" w:id="35"/>
+      <w:bookmarkStart w:colFirst="0" w:colLast="0" w:name="_hll6kdatob3p" w:id="35"/>
       <w:bookmarkEnd w:id="35"/>
       <w:r>
         <w:rPr>
@@ -14040,7 +14025,7 @@
           <w:bCs w:val="1"/>
         </w:rPr>
       </w:pPr>
-      <w:bookmarkStart w:colFirst="0" w:colLast="0" w:name="_b19n55q7lwey" w:id="36"/>
+      <w:bookmarkStart w:colFirst="0" w:colLast="0" w:name="_j3ovtjojq09" w:id="36"/>
       <w:bookmarkEnd w:id="36"/>
       <w:r>
         <w:rPr>
@@ -14197,7 +14182,7 @@
           <w:color w:val="000000"/>
         </w:rPr>
       </w:pPr>
-      <w:bookmarkStart w:colFirst="0" w:colLast="0" w:name="_d4gp9t3nf8oy" w:id="37"/>
+      <w:bookmarkStart w:colFirst="0" w:colLast="0" w:name="_h9z26xexclgn" w:id="37"/>
       <w:bookmarkEnd w:id="37"/>
       <w:r>
         <w:rPr>
@@ -14348,7 +14333,7 @@
           <w:szCs w:val="24"/>
         </w:rPr>
       </w:pPr>
-      <w:bookmarkStart w:colFirst="0" w:colLast="0" w:name="_rzwhefjmfb6u" w:id="38"/>
+      <w:bookmarkStart w:colFirst="0" w:colLast="0" w:name="_cq7ow2qzcjx2" w:id="38"/>
       <w:bookmarkEnd w:id="38"/>
       <w:r>
         <w:rPr>
@@ -14369,7 +14354,7 @@
           <w:bCs w:val="1"/>
         </w:rPr>
       </w:pPr>
-      <w:bookmarkStart w:colFirst="0" w:colLast="0" w:name="_mfyzv6yhwb0k" w:id="39"/>
+      <w:bookmarkStart w:colFirst="0" w:colLast="0" w:name="_g5fm3pw2ftr7" w:id="39"/>
       <w:bookmarkEnd w:id="39"/>
       <w:r>
         <w:rPr>
@@ -14411,7 +14396,7 @@
           <w:color w:val="000000"/>
         </w:rPr>
       </w:pPr>
-      <w:bookmarkStart w:colFirst="0" w:colLast="0" w:name="_bqpi41a7x4yc" w:id="40"/>
+      <w:bookmarkStart w:colFirst="0" w:colLast="0" w:name="_g788cpsg8hnw" w:id="40"/>
       <w:bookmarkEnd w:id="40"/>
       <w:r>
         <w:rPr>
@@ -14454,7 +14439,7 @@
           <w:color w:val="000000"/>
         </w:rPr>
       </w:pPr>
-      <w:bookmarkStart w:colFirst="0" w:colLast="0" w:name="_y4ra82hwml1o" w:id="41"/>
+      <w:bookmarkStart w:colFirst="0" w:colLast="0" w:name="_dqw76xly0dj9" w:id="41"/>
       <w:bookmarkEnd w:id="41"/>
       <w:r>
         <w:rPr>
@@ -14587,7 +14572,7 @@
           <w:color w:val="000000"/>
         </w:rPr>
       </w:pPr>
-      <w:bookmarkStart w:colFirst="0" w:colLast="0" w:name="_c168s9q1zv7r" w:id="42"/>
+      <w:bookmarkStart w:colFirst="0" w:colLast="0" w:name="_yej3uaegpgah" w:id="42"/>
       <w:bookmarkEnd w:id="42"/>
       <w:r>
         <w:rPr>
@@ -14649,7 +14634,7 @@
           <w:bCs w:val="1"/>
         </w:rPr>
       </w:pPr>
-      <w:bookmarkStart w:colFirst="0" w:colLast="0" w:name="_mu2ycuaaxcz1" w:id="43"/>
+      <w:bookmarkStart w:colFirst="0" w:colLast="0" w:name="_zb5hcn42vdaf" w:id="43"/>
       <w:bookmarkEnd w:id="43"/>
       <w:r>
         <w:rPr>
@@ -14709,7 +14694,7 @@
           <w:bCs w:val="1"/>
         </w:rPr>
       </w:pPr>
-      <w:bookmarkStart w:colFirst="0" w:colLast="0" w:name="_wu44lj5053wp" w:id="44"/>
+      <w:bookmarkStart w:colFirst="0" w:colLast="0" w:name="_zien7v5tia2c" w:id="44"/>
       <w:bookmarkEnd w:id="44"/>
       <w:r>
         <w:rPr>
@@ -14730,7 +14715,7 @@
           <w:bCs w:val="1"/>
         </w:rPr>
       </w:pPr>
-      <w:bookmarkStart w:colFirst="0" w:colLast="0" w:name="_sfsrieej1anc" w:id="45"/>
+      <w:bookmarkStart w:colFirst="0" w:colLast="0" w:name="_ahi5wosgy43q" w:id="45"/>
       <w:bookmarkEnd w:id="45"/>
       <w:r>
         <w:rPr>
@@ -14792,7 +14777,7 @@
           <w:color w:val="000000"/>
         </w:rPr>
       </w:pPr>
-      <w:bookmarkStart w:colFirst="0" w:colLast="0" w:name="_83jszm796qq3" w:id="46"/>
+      <w:bookmarkStart w:colFirst="0" w:colLast="0" w:name="_qjpwi9pxu77j" w:id="46"/>
       <w:bookmarkEnd w:id="46"/>
       <w:r>
         <w:rPr>
@@ -14943,7 +14928,7 @@
           <w:szCs w:val="24"/>
         </w:rPr>
       </w:pPr>
-      <w:bookmarkStart w:colFirst="0" w:colLast="0" w:name="_m39m1dcd4wkt" w:id="47"/>
+      <w:bookmarkStart w:colFirst="0" w:colLast="0" w:name="_zdkqcrkhe7kg" w:id="47"/>
       <w:bookmarkEnd w:id="47"/>
       <w:r>
         <w:rPr>
@@ -14982,7 +14967,7 @@
           <w:bCs w:val="1"/>
         </w:rPr>
       </w:pPr>
-      <w:bookmarkStart w:colFirst="0" w:colLast="0" w:name="_ylhv4tivka2p" w:id="48"/>
+      <w:bookmarkStart w:colFirst="0" w:colLast="0" w:name="_o26dmmwz1i5d" w:id="48"/>
       <w:bookmarkEnd w:id="48"/>
       <w:r>
         <w:rPr>
@@ -15063,7 +15048,7 @@
           <w:bCs w:val="1"/>
         </w:rPr>
       </w:pPr>
-      <w:bookmarkStart w:colFirst="0" w:colLast="0" w:name="_jv1ia7zco81f" w:id="49"/>
+      <w:bookmarkStart w:colFirst="0" w:colLast="0" w:name="_xty0phm5ot6u" w:id="49"/>
       <w:bookmarkEnd w:id="49"/>
       <w:r>
         <w:rPr>
@@ -15123,7 +15108,7 @@
           <w:bCs w:val="1"/>
         </w:rPr>
       </w:pPr>
-      <w:bookmarkStart w:colFirst="0" w:colLast="0" w:name="_gbkkpocpaww5" w:id="50"/>
+      <w:bookmarkStart w:colFirst="0" w:colLast="0" w:name="_3wloa164kiin" w:id="50"/>
       <w:bookmarkEnd w:id="50"/>
       <w:r>
         <w:rPr>
@@ -15144,7 +15129,7 @@
           <w:bCs w:val="1"/>
         </w:rPr>
       </w:pPr>
-      <w:bookmarkStart w:colFirst="0" w:colLast="0" w:name="_emfy2wp5mljv" w:id="51"/>
+      <w:bookmarkStart w:colFirst="0" w:colLast="0" w:name="_841n1qgtt2gt" w:id="51"/>
       <w:bookmarkEnd w:id="51"/>
       <w:r>
         <w:rPr>
@@ -15186,7 +15171,7 @@
           <w:color w:val="000000"/>
         </w:rPr>
       </w:pPr>
-      <w:bookmarkStart w:colFirst="0" w:colLast="0" w:name="_fwi2y3og3nxc" w:id="52"/>
+      <w:bookmarkStart w:colFirst="0" w:colLast="0" w:name="_2eo7ak6my10y" w:id="52"/>
       <w:bookmarkEnd w:id="52"/>
       <w:r>
         <w:rPr>
@@ -15513,7 +15498,7 @@
           <w:color w:val="000000"/>
         </w:rPr>
       </w:pPr>
-      <w:bookmarkStart w:colFirst="0" w:colLast="0" w:name="_sukgvc54bvp7" w:id="53"/>
+      <w:bookmarkStart w:colFirst="0" w:colLast="0" w:name="_96spjppxcv7a" w:id="53"/>
       <w:bookmarkEnd w:id="53"/>
       <w:r>
         <w:rPr>
@@ -15575,7 +15560,7 @@
           <w:bCs w:val="1"/>
         </w:rPr>
       </w:pPr>
-      <w:bookmarkStart w:colFirst="0" w:colLast="0" w:name="_mtzhl0tah2sy" w:id="54"/>
+      <w:bookmarkStart w:colFirst="0" w:colLast="0" w:name="_4uoqk8stq3y" w:id="54"/>
       <w:bookmarkEnd w:id="54"/>
       <w:r>
         <w:rPr>
@@ -15725,7 +15710,7 @@
           <w:szCs w:val="24"/>
         </w:rPr>
       </w:pPr>
-      <w:bookmarkStart w:colFirst="0" w:colLast="0" w:name="_njnpgn24w1vz" w:id="55"/>
+      <w:bookmarkStart w:colFirst="0" w:colLast="0" w:name="_enoe6u5ilsf6" w:id="55"/>
       <w:bookmarkEnd w:id="55"/>
       <w:r>
         <w:rPr>
@@ -15746,7 +15731,7 @@
           <w:bCs w:val="1"/>
         </w:rPr>
       </w:pPr>
-      <w:bookmarkStart w:colFirst="0" w:colLast="0" w:name="_i5esh3zch071" w:id="56"/>
+      <w:bookmarkStart w:colFirst="0" w:colLast="0" w:name="_2kneb94pbomv" w:id="56"/>
       <w:bookmarkEnd w:id="56"/>
       <w:r>
         <w:rPr>
@@ -15806,7 +15791,7 @@
           <w:color w:val="000000"/>
         </w:rPr>
       </w:pPr>
-      <w:bookmarkStart w:colFirst="0" w:colLast="0" w:name="_hesie2ousazb" w:id="57"/>
+      <w:bookmarkStart w:colFirst="0" w:colLast="0" w:name="_su1ndve1hntb" w:id="57"/>
       <w:bookmarkEnd w:id="57"/>
       <w:r>
         <w:rPr>
@@ -15869,7 +15854,7 @@
           <w:color w:val="000000"/>
         </w:rPr>
       </w:pPr>
-      <w:bookmarkStart w:colFirst="0" w:colLast="0" w:name="_7x9gu0hk7yqq" w:id="58"/>
+      <w:bookmarkStart w:colFirst="0" w:colLast="0" w:name="_xczcnt1thvjy" w:id="58"/>
       <w:bookmarkEnd w:id="58"/>
       <w:r>
         <w:rPr>
@@ -15912,7 +15897,7 @@
           <w:szCs w:val="24"/>
         </w:rPr>
       </w:pPr>
-      <w:bookmarkStart w:colFirst="0" w:colLast="0" w:name="_ikptkdt32cbc" w:id="59"/>
+      <w:bookmarkStart w:colFirst="0" w:colLast="0" w:name="_li615zi3kmcu" w:id="59"/>
       <w:bookmarkEnd w:id="59"/>
       <w:r>
         <w:rPr>
@@ -15933,7 +15918,7 @@
           <w:bCs w:val="1"/>
         </w:rPr>
       </w:pPr>
-      <w:bookmarkStart w:colFirst="0" w:colLast="0" w:name="_ecfd1u31afty" w:id="60"/>
+      <w:bookmarkStart w:colFirst="0" w:colLast="0" w:name="_q0p7rhokts6u" w:id="60"/>
       <w:bookmarkEnd w:id="60"/>
       <w:r>
         <w:rPr>
@@ -15993,7 +15978,7 @@
           <w:bCs w:val="1"/>
         </w:rPr>
       </w:pPr>
-      <w:bookmarkStart w:colFirst="0" w:colLast="0" w:name="_j2j1vveh13y7" w:id="61"/>
+      <w:bookmarkStart w:colFirst="0" w:colLast="0" w:name="_130fiw9e5gip" w:id="61"/>
       <w:bookmarkEnd w:id="61"/>
       <w:r>
         <w:rPr>
@@ -16014,7 +15999,7 @@
           <w:bCs w:val="1"/>
         </w:rPr>
       </w:pPr>
-      <w:bookmarkStart w:colFirst="0" w:colLast="0" w:name="_6r40tm320zd0" w:id="62"/>
+      <w:bookmarkStart w:colFirst="0" w:colLast="0" w:name="_mhekxiiykrnx" w:id="62"/>
       <w:bookmarkEnd w:id="62"/>
       <w:r>
         <w:rPr>
@@ -16095,7 +16080,7 @@
           <w:bCs w:val="1"/>
         </w:rPr>
       </w:pPr>
-      <w:bookmarkStart w:colFirst="0" w:colLast="0" w:name="_5f7x9e5fweir" w:id="63"/>
+      <w:bookmarkStart w:colFirst="0" w:colLast="0" w:name="_hfi14tudcy87" w:id="63"/>
       <w:bookmarkEnd w:id="63"/>
       <w:r>
         <w:rPr>
@@ -16277,7 +16262,7 @@
           <w:szCs w:val="24"/>
         </w:rPr>
       </w:pPr>
-      <w:bookmarkStart w:colFirst="0" w:colLast="0" w:name="_t887l39vkrqb" w:id="64"/>
+      <w:bookmarkStart w:colFirst="0" w:colLast="0" w:name="_rczi81841465" w:id="64"/>
       <w:bookmarkEnd w:id="64"/>
       <w:r>
         <w:rPr>
@@ -16298,7 +16283,7 @@
           <w:bCs w:val="1"/>
         </w:rPr>
       </w:pPr>
-      <w:bookmarkStart w:colFirst="0" w:colLast="0" w:name="_bof1xxdabymy" w:id="65"/>
+      <w:bookmarkStart w:colFirst="0" w:colLast="0" w:name="_kjt3kd124urf" w:id="65"/>
       <w:bookmarkEnd w:id="65"/>
       <w:r>
         <w:rPr>
@@ -16339,7 +16324,7 @@
           <w:bCs w:val="1"/>
         </w:rPr>
       </w:pPr>
-      <w:bookmarkStart w:colFirst="0" w:colLast="0" w:name="_mf4yzzxvvwtk" w:id="66"/>
+      <w:bookmarkStart w:colFirst="0" w:colLast="0" w:name="_jiqh40kgnfjo" w:id="66"/>
       <w:bookmarkEnd w:id="66"/>
       <w:r>
         <w:rPr>
@@ -16400,7 +16385,7 @@
           <w:bCs w:val="1"/>
         </w:rPr>
       </w:pPr>
-      <w:bookmarkStart w:colFirst="0" w:colLast="0" w:name="_8sbn4iw45rei" w:id="67"/>
+      <w:bookmarkStart w:colFirst="0" w:colLast="0" w:name="_fbo5hehjzmsi" w:id="67"/>
       <w:bookmarkEnd w:id="67"/>
       <w:r>
         <w:rPr>
@@ -16527,7 +16512,7 @@
           <w:bCs w:val="1"/>
         </w:rPr>
       </w:pPr>
-      <w:bookmarkStart w:colFirst="0" w:colLast="0" w:name="_sbjpk5g9gkns" w:id="68"/>
+      <w:bookmarkStart w:colFirst="0" w:colLast="0" w:name="_9f17rk3siwlx" w:id="68"/>
       <w:bookmarkEnd w:id="68"/>
       <w:r>
         <w:rPr>
@@ -16587,7 +16572,7 @@
           <w:bCs w:val="1"/>
         </w:rPr>
       </w:pPr>
-      <w:bookmarkStart w:colFirst="0" w:colLast="0" w:name="_n8r2ov83fn5i" w:id="69"/>
+      <w:bookmarkStart w:colFirst="0" w:colLast="0" w:name="_2ejb2nplgrzh" w:id="69"/>
       <w:bookmarkEnd w:id="69"/>
       <w:r>
         <w:rPr>
@@ -16648,7 +16633,7 @@
           <w:bCs w:val="1"/>
         </w:rPr>
       </w:pPr>
-      <w:bookmarkStart w:colFirst="0" w:colLast="0" w:name="_qa3jurtsnue9" w:id="70"/>
+      <w:bookmarkStart w:colFirst="0" w:colLast="0" w:name="_v5uyhuxl8hy5" w:id="70"/>
       <w:bookmarkEnd w:id="70"/>
       <w:r>
         <w:rPr>
@@ -16709,7 +16694,7 @@
           <w:bCs w:val="1"/>
         </w:rPr>
       </w:pPr>
-      <w:bookmarkStart w:colFirst="0" w:colLast="0" w:name="_z3pkih8jlg5s" w:id="71"/>
+      <w:bookmarkStart w:colFirst="0" w:colLast="0" w:name="_dedjbp13nm2x" w:id="71"/>
       <w:bookmarkEnd w:id="71"/>
       <w:r>
         <w:rPr>
@@ -16898,7 +16883,7 @@
           <w:bCs w:val="1"/>
         </w:rPr>
       </w:pPr>
-      <w:bookmarkStart w:colFirst="0" w:colLast="0" w:name="_aj49nrqry5tz" w:id="72"/>
+      <w:bookmarkStart w:colFirst="0" w:colLast="0" w:name="_4fq9ybrnxdu9" w:id="72"/>
       <w:bookmarkEnd w:id="72"/>
       <w:r>
         <w:rPr>
@@ -16979,7 +16964,7 @@
           <w:bCs w:val="1"/>
         </w:rPr>
       </w:pPr>
-      <w:bookmarkStart w:colFirst="0" w:colLast="0" w:name="_avffbmgokgqz" w:id="73"/>
+      <w:bookmarkStart w:colFirst="0" w:colLast="0" w:name="_955uxojrx7p5" w:id="73"/>
       <w:bookmarkEnd w:id="73"/>
       <w:r>
         <w:rPr>
@@ -17060,7 +17045,7 @@
           <w:bCs w:val="1"/>
         </w:rPr>
       </w:pPr>
-      <w:bookmarkStart w:colFirst="0" w:colLast="0" w:name="_54e08hqxe76d" w:id="74"/>
+      <w:bookmarkStart w:colFirst="0" w:colLast="0" w:name="_pojzhe50net0" w:id="74"/>
       <w:bookmarkEnd w:id="74"/>
       <w:r>
         <w:rPr>
@@ -17141,7 +17126,7 @@
           <w:bCs w:val="1"/>
         </w:rPr>
       </w:pPr>
-      <w:bookmarkStart w:colFirst="0" w:colLast="0" w:name="_3j8rz4kwu7m8" w:id="75"/>
+      <w:bookmarkStart w:colFirst="0" w:colLast="0" w:name="_yov1rwygxrv" w:id="75"/>
       <w:bookmarkEnd w:id="75"/>
       <w:r>
         <w:rPr>
@@ -17201,7 +17186,7 @@
           <w:bCs w:val="1"/>
         </w:rPr>
       </w:pPr>
-      <w:bookmarkStart w:colFirst="0" w:colLast="0" w:name="_219yfbr1w8lh" w:id="76"/>
+      <w:bookmarkStart w:colFirst="0" w:colLast="0" w:name="_9brm2f88b2rn" w:id="76"/>
       <w:bookmarkEnd w:id="76"/>
       <w:r>
         <w:rPr>
@@ -17222,7 +17207,7 @@
           <w:bCs w:val="1"/>
         </w:rPr>
       </w:pPr>
-      <w:bookmarkStart w:colFirst="0" w:colLast="0" w:name="_kqd574nqxtvy" w:id="77"/>
+      <w:bookmarkStart w:colFirst="0" w:colLast="0" w:name="_84d3c5nuf9q0" w:id="77"/>
       <w:bookmarkEnd w:id="77"/>
       <w:r>
         <w:rPr>
@@ -17284,7 +17269,7 @@
           <w:color w:val="000000"/>
         </w:rPr>
       </w:pPr>
-      <w:bookmarkStart w:colFirst="0" w:colLast="0" w:name="_nq1qwapqoqfd" w:id="78"/>
+      <w:bookmarkStart w:colFirst="0" w:colLast="0" w:name="_jvxfdhcljy56" w:id="78"/>
       <w:bookmarkEnd w:id="78"/>
       <w:r>
         <w:rPr>
@@ -17337,12 +17322,12 @@
           <wp:inline distB="0" distT="0" distL="0" distR="0">
             <wp:extent cx="5553850" cy="2438740"/>
             <wp:effectExtent b="0" l="0" r="0" t="0"/>
-            <wp:docPr id="13" name="image1.png"/>
+            <wp:docPr id="14" name="image10.png"/>
             <a:graphic>
               <a:graphicData uri="http://schemas.openxmlformats.org/drawingml/2006/picture">
                 <pic:pic>
                   <pic:nvPicPr>
-                    <pic:cNvPr id="0" name="image1.png"/>
+                    <pic:cNvPr id="0" name="image10.png"/>
                     <pic:cNvPicPr preferRelativeResize="0"/>
                   </pic:nvPicPr>
                   <pic:blipFill>
@@ -17383,7 +17368,7 @@
           <w:szCs w:val="24"/>
         </w:rPr>
       </w:pPr>
-      <w:bookmarkStart w:colFirst="0" w:colLast="0" w:name="_x8j0uk4e87e" w:id="79"/>
+      <w:bookmarkStart w:colFirst="0" w:colLast="0" w:name="_hg5msr7jwv03" w:id="79"/>
       <w:bookmarkEnd w:id="79"/>
       <w:r>
         <w:br w:type="page"/>
@@ -17404,7 +17389,7 @@
           <w:color w:val="000000"/>
         </w:rPr>
       </w:pPr>
-      <w:bookmarkStart w:colFirst="0" w:colLast="0" w:name="_d5pbupicomrc" w:id="80"/>
+      <w:bookmarkStart w:colFirst="0" w:colLast="0" w:name="_mnj13du0ladj" w:id="80"/>
       <w:bookmarkEnd w:id="80"/>
       <w:r>
         <w:rPr>
@@ -17477,12 +17462,12 @@
           <wp:inline distB="0" distT="0" distL="0" distR="0">
             <wp:extent cx="5733415" cy="2107565"/>
             <wp:effectExtent b="0" l="0" r="0" t="0"/>
-            <wp:docPr id="14" name="image4.png"/>
+            <wp:docPr id="15" name="image9.png"/>
             <a:graphic>
               <a:graphicData uri="http://schemas.openxmlformats.org/drawingml/2006/picture">
                 <pic:pic>
                   <pic:nvPicPr>
-                    <pic:cNvPr id="0" name="image4.png"/>
+                    <pic:cNvPr id="0" name="image9.png"/>
                     <pic:cNvPicPr preferRelativeResize="0"/>
                   </pic:nvPicPr>
                   <pic:blipFill>
@@ -17521,7 +17506,7 @@
           <w:bCs w:val="1"/>
         </w:rPr>
       </w:pPr>
-      <w:bookmarkStart w:colFirst="0" w:colLast="0" w:name="_9akoub8lla3b" w:id="81"/>
+      <w:bookmarkStart w:colFirst="0" w:colLast="0" w:name="_8vr9qea5qrqm" w:id="81"/>
       <w:bookmarkEnd w:id="81"/>
       <w:r>
         <w:rPr>
@@ -17582,7 +17567,7 @@
           <w:bCs w:val="1"/>
         </w:rPr>
       </w:pPr>
-      <w:bookmarkStart w:colFirst="0" w:colLast="0" w:name="_vkaypd3erpum" w:id="82"/>
+      <w:bookmarkStart w:colFirst="0" w:colLast="0" w:name="_7ndlkwu14l1z" w:id="82"/>
       <w:bookmarkEnd w:id="82"/>
       <w:r>
         <w:rPr>
@@ -17603,7 +17588,7 @@
           <w:bCs w:val="1"/>
         </w:rPr>
       </w:pPr>
-      <w:bookmarkStart w:colFirst="0" w:colLast="0" w:name="_rofp7cfqi4l7" w:id="83"/>
+      <w:bookmarkStart w:colFirst="0" w:colLast="0" w:name="_cq4xtt36wlxo" w:id="83"/>
       <w:bookmarkEnd w:id="83"/>
       <w:r>
         <w:rPr>
@@ -17863,7 +17848,7 @@
           <w:szCs w:val="24"/>
         </w:rPr>
       </w:pPr>
-      <w:bookmarkStart w:colFirst="0" w:colLast="0" w:name="_svg4csvm83ho" w:id="84"/>
+      <w:bookmarkStart w:colFirst="0" w:colLast="0" w:name="_ke1k31hoogor" w:id="84"/>
       <w:bookmarkEnd w:id="84"/>
       <w:r>
         <w:rPr>
@@ -17884,7 +17869,7 @@
           <w:bCs w:val="1"/>
         </w:rPr>
       </w:pPr>
-      <w:bookmarkStart w:colFirst="0" w:colLast="0" w:name="_t4b95sapu4by" w:id="85"/>
+      <w:bookmarkStart w:colFirst="0" w:colLast="0" w:name="_b3nxqvtbgyre" w:id="85"/>
       <w:bookmarkEnd w:id="85"/>
       <w:r>
         <w:rPr>
@@ -17926,7 +17911,7 @@
           <w:color w:val="000000"/>
         </w:rPr>
       </w:pPr>
-      <w:bookmarkStart w:colFirst="0" w:colLast="0" w:name="_3po9pd8ehhih" w:id="86"/>
+      <w:bookmarkStart w:colFirst="0" w:colLast="0" w:name="_x4qv5s6iajms" w:id="86"/>
       <w:bookmarkEnd w:id="86"/>
       <w:r>
         <w:rPr>
@@ -17969,7 +17954,7 @@
           <w:color w:val="000000"/>
         </w:rPr>
       </w:pPr>
-      <w:bookmarkStart w:colFirst="0" w:colLast="0" w:name="_r9sid46pjn17" w:id="87"/>
+      <w:bookmarkStart w:colFirst="0" w:colLast="0" w:name="_htqmqewcqva2" w:id="87"/>
       <w:bookmarkEnd w:id="87"/>
       <w:r>
         <w:rPr>
@@ -18032,7 +18017,7 @@
           <w:color w:val="000000"/>
         </w:rPr>
       </w:pPr>
-      <w:bookmarkStart w:colFirst="0" w:colLast="0" w:name="_5vbdxdwaezf5" w:id="88"/>
+      <w:bookmarkStart w:colFirst="0" w:colLast="0" w:name="_epzvf73zmvf" w:id="88"/>
       <w:bookmarkEnd w:id="88"/>
       <w:r>
         <w:rPr>
@@ -18094,7 +18079,7 @@
           <w:bCs w:val="1"/>
         </w:rPr>
       </w:pPr>
-      <w:bookmarkStart w:colFirst="0" w:colLast="0" w:name="_z5jh84105j4q" w:id="89"/>
+      <w:bookmarkStart w:colFirst="0" w:colLast="0" w:name="_jmyvvox2ccrv" w:id="89"/>
       <w:bookmarkEnd w:id="89"/>
       <w:r>
         <w:rPr>
@@ -18154,7 +18139,7 @@
           <w:bCs w:val="1"/>
         </w:rPr>
       </w:pPr>
-      <w:bookmarkStart w:colFirst="0" w:colLast="0" w:name="_kdp6c9694i6b" w:id="90"/>
+      <w:bookmarkStart w:colFirst="0" w:colLast="0" w:name="_aev5kfj3vi00" w:id="90"/>
       <w:bookmarkEnd w:id="90"/>
       <w:r>
         <w:rPr>
@@ -18175,7 +18160,7 @@
           <w:bCs w:val="1"/>
         </w:rPr>
       </w:pPr>
-      <w:bookmarkStart w:colFirst="0" w:colLast="0" w:name="_4q3pz6gfppmd" w:id="91"/>
+      <w:bookmarkStart w:colFirst="0" w:colLast="0" w:name="_q7oqvx3zsgsx" w:id="91"/>
       <w:bookmarkEnd w:id="91"/>
       <w:r>
         <w:rPr>
@@ -18384,7 +18369,7 @@
           <w:szCs w:val="24"/>
         </w:rPr>
       </w:pPr>
-      <w:bookmarkStart w:colFirst="0" w:colLast="0" w:name="_2lt9gdj7txd" w:id="92"/>
+      <w:bookmarkStart w:colFirst="0" w:colLast="0" w:name="_lhwas8i704ab" w:id="92"/>
       <w:bookmarkEnd w:id="92"/>
       <w:r>
         <w:rPr>
@@ -18405,7 +18390,7 @@
           <w:bCs w:val="1"/>
         </w:rPr>
       </w:pPr>
-      <w:bookmarkStart w:colFirst="0" w:colLast="0" w:name="_wieh73j8jv8g" w:id="93"/>
+      <w:bookmarkStart w:colFirst="0" w:colLast="0" w:name="_1f61m9celqwp" w:id="93"/>
       <w:bookmarkEnd w:id="93"/>
       <w:r>
         <w:rPr>
@@ -18465,7 +18450,7 @@
           <w:color w:val="000000"/>
         </w:rPr>
       </w:pPr>
-      <w:bookmarkStart w:colFirst="0" w:colLast="0" w:name="_50paebjgx78g" w:id="94"/>
+      <w:bookmarkStart w:colFirst="0" w:colLast="0" w:name="_12k4rfgt1ftz" w:id="94"/>
       <w:bookmarkEnd w:id="94"/>
       <w:r>
         <w:rPr>
@@ -18528,7 +18513,7 @@
           <w:color w:val="000000"/>
         </w:rPr>
       </w:pPr>
-      <w:bookmarkStart w:colFirst="0" w:colLast="0" w:name="_nvwk0rbg9vqp" w:id="95"/>
+      <w:bookmarkStart w:colFirst="0" w:colLast="0" w:name="_uzftovgg4elh" w:id="95"/>
       <w:bookmarkEnd w:id="95"/>
       <w:r>
         <w:rPr>
@@ -18591,7 +18576,7 @@
           <w:color w:val="000000"/>
         </w:rPr>
       </w:pPr>
-      <w:bookmarkStart w:colFirst="0" w:colLast="0" w:name="_onfh1s9nx3b8" w:id="96"/>
+      <w:bookmarkStart w:colFirst="0" w:colLast="0" w:name="_thlameils47q" w:id="96"/>
       <w:bookmarkEnd w:id="96"/>
       <w:r>
         <w:rPr>
@@ -18653,7 +18638,7 @@
           <w:bCs w:val="1"/>
         </w:rPr>
       </w:pPr>
-      <w:bookmarkStart w:colFirst="0" w:colLast="0" w:name="_h304s8vgukvr" w:id="97"/>
+      <w:bookmarkStart w:colFirst="0" w:colLast="0" w:name="_mxww9ewlf61i" w:id="97"/>
       <w:bookmarkEnd w:id="97"/>
       <w:r>
         <w:rPr>
@@ -18713,7 +18698,7 @@
           <w:bCs w:val="1"/>
         </w:rPr>
       </w:pPr>
-      <w:bookmarkStart w:colFirst="0" w:colLast="0" w:name="_lry1jkyye0mq" w:id="98"/>
+      <w:bookmarkStart w:colFirst="0" w:colLast="0" w:name="_xoghaprjule" w:id="98"/>
       <w:bookmarkEnd w:id="98"/>
       <w:r>
         <w:rPr>
@@ -18734,7 +18719,7 @@
           <w:bCs w:val="1"/>
         </w:rPr>
       </w:pPr>
-      <w:bookmarkStart w:colFirst="0" w:colLast="0" w:name="_mhs02w36y647" w:id="99"/>
+      <w:bookmarkStart w:colFirst="0" w:colLast="0" w:name="_c04r4vj7v5ya" w:id="99"/>
       <w:bookmarkEnd w:id="99"/>
       <w:r>
         <w:rPr>
@@ -18940,7 +18925,7 @@
           <w:szCs w:val="24"/>
         </w:rPr>
       </w:pPr>
-      <w:bookmarkStart w:colFirst="0" w:colLast="0" w:name="_srryy4lct7x7" w:id="100"/>
+      <w:bookmarkStart w:colFirst="0" w:colLast="0" w:name="_ht9u7fp9833b" w:id="100"/>
       <w:bookmarkEnd w:id="100"/>
       <w:r>
         <w:rPr>
@@ -18961,7 +18946,7 @@
           <w:bCs w:val="1"/>
         </w:rPr>
       </w:pPr>
-      <w:bookmarkStart w:colFirst="0" w:colLast="0" w:name="_lit87h6nxdse" w:id="101"/>
+      <w:bookmarkStart w:colFirst="0" w:colLast="0" w:name="_ymqflzbioub" w:id="101"/>
       <w:bookmarkEnd w:id="101"/>
       <w:r>
         <w:rPr>
@@ -19134,7 +19119,7 @@
           <w:bCs w:val="1"/>
         </w:rPr>
       </w:pPr>
-      <w:bookmarkStart w:colFirst="0" w:colLast="0" w:name="_hki78ms6pn1s" w:id="102"/>
+      <w:bookmarkStart w:colFirst="0" w:colLast="0" w:name="_u2w67oe91gt" w:id="102"/>
       <w:bookmarkEnd w:id="102"/>
       <w:r>
         <w:rPr>
@@ -19155,7 +19140,7 @@
           <w:bCs w:val="1"/>
         </w:rPr>
       </w:pPr>
-      <w:bookmarkStart w:colFirst="0" w:colLast="0" w:name="_faojiq8eh9pt" w:id="103"/>
+      <w:bookmarkStart w:colFirst="0" w:colLast="0" w:name="_gq1bx63u6b9o" w:id="103"/>
       <w:bookmarkEnd w:id="103"/>
       <w:r>
         <w:rPr>
@@ -19361,7 +19346,7 @@
           <w:szCs w:val="24"/>
         </w:rPr>
       </w:pPr>
-      <w:bookmarkStart w:colFirst="0" w:colLast="0" w:name="_5jyjy3ae7c3e" w:id="104"/>
+      <w:bookmarkStart w:colFirst="0" w:colLast="0" w:name="_d6aokfob3w7w" w:id="104"/>
       <w:bookmarkEnd w:id="104"/>
       <w:r>
         <w:rPr>
@@ -19382,7 +19367,7 @@
           <w:bCs w:val="1"/>
         </w:rPr>
       </w:pPr>
-      <w:bookmarkStart w:colFirst="0" w:colLast="0" w:name="_jsom2glrrtaw" w:id="105"/>
+      <w:bookmarkStart w:colFirst="0" w:colLast="0" w:name="_kcqn0xb80ou" w:id="105"/>
       <w:bookmarkEnd w:id="105"/>
       <w:r>
         <w:rPr>
@@ -19586,7 +19571,7 @@
           <w:bCs w:val="1"/>
         </w:rPr>
       </w:pPr>
-      <w:bookmarkStart w:colFirst="0" w:colLast="0" w:name="_xw71kxubyo77" w:id="106"/>
+      <w:bookmarkStart w:colFirst="0" w:colLast="0" w:name="_tle73ii28v06" w:id="106"/>
       <w:bookmarkEnd w:id="106"/>
       <w:r>
         <w:rPr>
@@ -19607,7 +19592,7 @@
           <w:bCs w:val="1"/>
         </w:rPr>
       </w:pPr>
-      <w:bookmarkStart w:colFirst="0" w:colLast="0" w:name="_v8h3kr5armlw" w:id="107"/>
+      <w:bookmarkStart w:colFirst="0" w:colLast="0" w:name="_re18l4kz1o2w" w:id="107"/>
       <w:bookmarkEnd w:id="107"/>
       <w:r>
         <w:rPr>
@@ -19629,7 +19614,7 @@
           <w:color w:val="000000"/>
         </w:rPr>
       </w:pPr>
-      <w:bookmarkStart w:colFirst="0" w:colLast="0" w:name="_xheol0819j1h" w:id="108"/>
+      <w:bookmarkStart w:colFirst="0" w:colLast="0" w:name="_p8du0n5qta7s" w:id="108"/>
       <w:bookmarkEnd w:id="108"/>
       <w:r>
         <w:rPr>
@@ -19743,7 +19728,7 @@
           <w:szCs w:val="24"/>
         </w:rPr>
       </w:pPr>
-      <w:bookmarkStart w:colFirst="0" w:colLast="0" w:name="_kn4079m4dllg" w:id="109"/>
+      <w:bookmarkStart w:colFirst="0" w:colLast="0" w:name="_vkuj1ohm00kb" w:id="109"/>
       <w:bookmarkEnd w:id="109"/>
       <w:r>
         <w:rPr>
@@ -19764,7 +19749,7 @@
           <w:bCs w:val="1"/>
         </w:rPr>
       </w:pPr>
-      <w:bookmarkStart w:colFirst="0" w:colLast="0" w:name="_4hgnrhmknigl" w:id="110"/>
+      <w:bookmarkStart w:colFirst="0" w:colLast="0" w:name="_2xrv4oa49n1c" w:id="110"/>
       <w:bookmarkEnd w:id="110"/>
       <w:r>
         <w:rPr>
@@ -19874,7 +19859,7 @@
           <w:bCs w:val="1"/>
         </w:rPr>
       </w:pPr>
-      <w:bookmarkStart w:colFirst="0" w:colLast="0" w:name="_unn9s88k1fle" w:id="111"/>
+      <w:bookmarkStart w:colFirst="0" w:colLast="0" w:name="_qjcnl37a6szq" w:id="111"/>
       <w:bookmarkEnd w:id="111"/>
       <w:r>
         <w:rPr>
@@ -19896,7 +19881,7 @@
           <w:color w:val="000000"/>
         </w:rPr>
       </w:pPr>
-      <w:bookmarkStart w:colFirst="0" w:colLast="0" w:name="_svuh6ctlcfgp" w:id="112"/>
+      <w:bookmarkStart w:colFirst="0" w:colLast="0" w:name="_1hh47ab8d1ou" w:id="112"/>
       <w:bookmarkEnd w:id="112"/>
       <w:r>
         <w:rPr>
@@ -20087,7 +20072,7 @@
           <w:szCs w:val="24"/>
         </w:rPr>
       </w:pPr>
-      <w:bookmarkStart w:colFirst="0" w:colLast="0" w:name="_ebbj4bh250j9" w:id="113"/>
+      <w:bookmarkStart w:colFirst="0" w:colLast="0" w:name="_pct4buha8z0q" w:id="113"/>
       <w:bookmarkEnd w:id="113"/>
       <w:r>
         <w:rPr>
@@ -20109,7 +20094,7 @@
           <w:color w:val="000000"/>
         </w:rPr>
       </w:pPr>
-      <w:bookmarkStart w:colFirst="0" w:colLast="0" w:name="_44348p6bqzvu" w:id="114"/>
+      <w:bookmarkStart w:colFirst="0" w:colLast="0" w:name="_rq7cwcd0s91y" w:id="114"/>
       <w:bookmarkEnd w:id="114"/>
       <w:r>
         <w:rPr>
@@ -20264,7 +20249,7 @@
           <w:bCs w:val="1"/>
         </w:rPr>
       </w:pPr>
-      <w:bookmarkStart w:colFirst="0" w:colLast="0" w:name="_lwbvm4jfyxok" w:id="115"/>
+      <w:bookmarkStart w:colFirst="0" w:colLast="0" w:name="_6qw94hbjzk1o" w:id="115"/>
       <w:bookmarkEnd w:id="115"/>
       <w:r>
         <w:rPr>
@@ -20544,7 +20529,7 @@
           <w:bCs w:val="1"/>
         </w:rPr>
       </w:pPr>
-      <w:bookmarkStart w:colFirst="0" w:colLast="0" w:name="_pwoa9hhbegrb" w:id="116"/>
+      <w:bookmarkStart w:colFirst="0" w:colLast="0" w:name="_f0orq8ik1zx1" w:id="116"/>
       <w:bookmarkEnd w:id="116"/>
       <w:r>
         <w:rPr>
@@ -20746,7 +20731,7 @@
           <w:bCs w:val="1"/>
         </w:rPr>
       </w:pPr>
-      <w:bookmarkStart w:colFirst="0" w:colLast="0" w:name="_e6ejkil5m4zj" w:id="117"/>
+      <w:bookmarkStart w:colFirst="0" w:colLast="0" w:name="_2bv4yrdr73f5" w:id="117"/>
       <w:bookmarkEnd w:id="117"/>
       <w:r>
         <w:rPr>
@@ -20787,7 +20772,7 @@
           <w:bCs w:val="1"/>
         </w:rPr>
       </w:pPr>
-      <w:bookmarkStart w:colFirst="0" w:colLast="0" w:name="_bdrws093gag2" w:id="118"/>
+      <w:bookmarkStart w:colFirst="0" w:colLast="0" w:name="_8i94x933s554" w:id="118"/>
       <w:bookmarkEnd w:id="118"/>
       <w:r>
         <w:rPr>
@@ -20848,7 +20833,7 @@
           <w:bCs w:val="1"/>
         </w:rPr>
       </w:pPr>
-      <w:bookmarkStart w:colFirst="0" w:colLast="0" w:name="_1ovdkm7gynnd" w:id="119"/>
+      <w:bookmarkStart w:colFirst="0" w:colLast="0" w:name="_yopk55b99hgy" w:id="119"/>
       <w:bookmarkEnd w:id="119"/>
       <w:r>
         <w:rPr>
@@ -20909,7 +20894,7 @@
           <w:bCs w:val="1"/>
         </w:rPr>
       </w:pPr>
-      <w:bookmarkStart w:colFirst="0" w:colLast="0" w:name="_xk68yp5rzmjb" w:id="120"/>
+      <w:bookmarkStart w:colFirst="0" w:colLast="0" w:name="_xrv9ddx0k2u5" w:id="120"/>
       <w:bookmarkEnd w:id="120"/>
       <w:r>
         <w:rPr>
@@ -20970,7 +20955,7 @@
           <w:bCs w:val="1"/>
         </w:rPr>
       </w:pPr>
-      <w:bookmarkStart w:colFirst="0" w:colLast="0" w:name="_hcmyhi63wyvk" w:id="121"/>
+      <w:bookmarkStart w:colFirst="0" w:colLast="0" w:name="_qj1jsqutkhln" w:id="121"/>
       <w:bookmarkEnd w:id="121"/>
       <w:r>
         <w:rPr>
@@ -21190,7 +21175,7 @@
           <w:bCs w:val="1"/>
         </w:rPr>
       </w:pPr>
-      <w:bookmarkStart w:colFirst="0" w:colLast="0" w:name="_x17fmsqgfskj" w:id="122"/>
+      <w:bookmarkStart w:colFirst="0" w:colLast="0" w:name="_4vdr2qpx6cmf" w:id="122"/>
       <w:bookmarkEnd w:id="122"/>
       <w:r>
         <w:rPr>
@@ -21351,7 +21336,7 @@
           <w:bCs w:val="1"/>
         </w:rPr>
       </w:pPr>
-      <w:bookmarkStart w:colFirst="0" w:colLast="0" w:name="_rif9mrgo039d" w:id="123"/>
+      <w:bookmarkStart w:colFirst="0" w:colLast="0" w:name="_qmhcwi3xg56e" w:id="123"/>
       <w:bookmarkEnd w:id="123"/>
       <w:r>
         <w:rPr>
@@ -21471,7 +21456,7 @@
           <w:bCs w:val="1"/>
         </w:rPr>
       </w:pPr>
-      <w:bookmarkStart w:colFirst="0" w:colLast="0" w:name="_jv6wmhfqsk3i" w:id="124"/>
+      <w:bookmarkStart w:colFirst="0" w:colLast="0" w:name="_dyjjw3zc0sv0" w:id="124"/>
       <w:bookmarkEnd w:id="124"/>
       <w:r>
         <w:rPr>
@@ -22104,7 +22089,7 @@
           <w:bCs w:val="1"/>
         </w:rPr>
       </w:pPr>
-      <w:bookmarkStart w:colFirst="0" w:colLast="0" w:name="_1n7jb9i33553" w:id="125"/>
+      <w:bookmarkStart w:colFirst="0" w:colLast="0" w:name="_1n698sljcmmv" w:id="125"/>
       <w:bookmarkEnd w:id="125"/>
       <w:r>
         <w:rPr>
@@ -22118,7 +22103,7 @@
     </w:p>
     <w:sdt>
       <w:sdtPr>
-        <w:id w:val="-215654550"/>
+        <w:id w:val="434393498"/>
         <w:docPartObj>
           <w:docPartGallery w:val="Table of Contents"/>
           <w:docPartUnique w:val="1"/>
@@ -22166,7 +22151,7 @@
             <w:instrText xml:space="preserve"> TOC \h \u \z \t "Heading 1,1,Heading 2,2,Heading 3,3,Heading 4,4,Heading 5,5,Heading 6,6,"</w:instrText>
             <w:fldChar w:fldCharType="separate"/>
           </w:r>
-          <w:hyperlink w:anchor="_pjg5xurgthv6">
+          <w:hyperlink w:anchor="_qu66n1o8p0jw">
             <w:r>
               <w:rPr>
                 <w:rFonts w:ascii="Times New Roman" w:cs="Times New Roman" w:eastAsia="Times New Roman" w:hAnsi="Times New Roman"/>
@@ -22248,7 +22233,7 @@
               <w:vertAlign w:val="baseline"/>
             </w:rPr>
           </w:pPr>
-          <w:hyperlink w:anchor="_ay8vpwr7imrd">
+          <w:hyperlink w:anchor="_flmdtxvfrso">
             <w:r>
               <w:rPr>
                 <w:rFonts w:ascii="Times New Roman" w:cs="Times New Roman" w:eastAsia="Times New Roman" w:hAnsi="Times New Roman"/>
@@ -22330,7 +22315,7 @@
               <w:vertAlign w:val="baseline"/>
             </w:rPr>
           </w:pPr>
-          <w:hyperlink w:anchor="_llh95n6rtv4s">
+          <w:hyperlink w:anchor="_5vy7men6wh3s">
             <w:r>
               <w:rPr>
                 <w:rFonts w:ascii="Times New Roman" w:cs="Times New Roman" w:eastAsia="Times New Roman" w:hAnsi="Times New Roman"/>
@@ -22412,7 +22397,7 @@
               <w:vertAlign w:val="baseline"/>
             </w:rPr>
           </w:pPr>
-          <w:hyperlink w:anchor="_o48k4xdl4zrp">
+          <w:hyperlink w:anchor="_h636arxn1s0u">
             <w:r>
               <w:rPr>
                 <w:rFonts w:ascii="Times New Roman" w:cs="Times New Roman" w:eastAsia="Times New Roman" w:hAnsi="Times New Roman"/>
@@ -22494,7 +22479,7 @@
               <w:vertAlign w:val="baseline"/>
             </w:rPr>
           </w:pPr>
-          <w:hyperlink w:anchor="_ym53ekfwvx6p">
+          <w:hyperlink w:anchor="_oc14op3th8fe">
             <w:r>
               <w:rPr>
                 <w:rFonts w:ascii="Times New Roman" w:cs="Times New Roman" w:eastAsia="Times New Roman" w:hAnsi="Times New Roman"/>
@@ -22576,7 +22561,7 @@
               <w:vertAlign w:val="baseline"/>
             </w:rPr>
           </w:pPr>
-          <w:hyperlink w:anchor="_6wqr2hr0xs0c">
+          <w:hyperlink w:anchor="_7dr1rwy3sqw7">
             <w:r>
               <w:rPr>
                 <w:rFonts w:ascii="Times New Roman" w:cs="Times New Roman" w:eastAsia="Times New Roman" w:hAnsi="Times New Roman"/>
@@ -22658,7 +22643,7 @@
               <w:vertAlign w:val="baseline"/>
             </w:rPr>
           </w:pPr>
-          <w:hyperlink w:anchor="_skk0sfi3kdyj">
+          <w:hyperlink w:anchor="_2gxnflr2qdd0">
             <w:r>
               <w:rPr>
                 <w:rFonts w:ascii="Times New Roman" w:cs="Times New Roman" w:eastAsia="Times New Roman" w:hAnsi="Times New Roman"/>
@@ -22740,7 +22725,7 @@
               <w:vertAlign w:val="baseline"/>
             </w:rPr>
           </w:pPr>
-          <w:hyperlink w:anchor="_duoezs5o35na">
+          <w:hyperlink w:anchor="_3o19u5ao9x18">
             <w:r>
               <w:rPr>
                 <w:rFonts w:ascii="Times New Roman" w:cs="Times New Roman" w:eastAsia="Times New Roman" w:hAnsi="Times New Roman"/>
